--- a/src/Tests/Inputs/agendas-minutes/14/input.docx
+++ b/src/Tests/Inputs/agendas-minutes/14/input.docx
@@ -1,6 +1,6 @@
 
 <file path=word/document.xml><?xml version="1.0" encoding="utf-8"?>
-<w:document xmlns:wpc="http://schemas.microsoft.com/office/word/2010/wordprocessingCanvas" xmlns:cx="http://schemas.microsoft.com/office/drawing/2014/chartex" xmlns:cx1="http://schemas.microsoft.com/office/drawing/2015/9/8/chartex" xmlns:cx2="http://schemas.microsoft.com/office/drawing/2015/10/21/chartex" xmlns:cx3="http://schemas.microsoft.com/office/drawing/2016/5/9/chartex" xmlns:cx4="http://schemas.microsoft.com/office/drawing/2016/5/10/chartex" xmlns:cx5="http://schemas.microsoft.com/office/drawing/2016/5/11/chartex" xmlns:cx6="http://schemas.microsoft.com/office/drawing/2016/5/12/chartex" xmlns:cx7="http://schemas.microsoft.com/office/drawing/2016/5/13/chartex" xmlns:cx8="http://schemas.microsoft.com/office/drawing/2016/5/14/chartex" xmlns:mc="http://schemas.openxmlformats.org/markup-compatibility/2006" xmlns:aink="http://schemas.microsoft.com/office/drawing/2016/ink" xmlns:am3d="http://schemas.microsoft.com/office/drawing/2017/model3d" xmlns:o="urn:schemas-microsoft-com:office:office" xmlns:oel="http://schemas.microsoft.com/office/2019/extlst" xmlns:r="http://schemas.openxmlformats.org/officeDocument/2006/relationships" xmlns:m="http://schemas.openxmlformats.org/officeDocument/2006/math" xmlns:v="urn:schemas-microsoft-com:vml" xmlns:wp14="http://schemas.microsoft.com/office/word/2010/wordprocessingDrawing" xmlns:wp="http://schemas.openxmlformats.org/drawingml/2006/wordprocessingDrawing" xmlns:w10="urn:schemas-microsoft-com:office:word" xmlns:w="http://schemas.openxmlformats.org/wordprocessingml/2006/main" xmlns:w14="http://schemas.microsoft.com/office/word/2010/wordml" xmlns:w15="http://schemas.microsoft.com/office/word/2012/wordml" xmlns:w16cex="http://schemas.microsoft.com/office/word/2018/wordml/cex" xmlns:w16cid="http://schemas.microsoft.com/office/word/2016/wordml/cid" xmlns:w16="http://schemas.microsoft.com/office/word/2018/wordml" xmlns:w16sdtdh="http://schemas.microsoft.com/office/word/2020/wordml/sdtdatahash" xmlns:w16se="http://schemas.microsoft.com/office/word/2015/wordml/symex" xmlns:wpg="http://schemas.microsoft.com/office/word/2010/wordprocessingGroup" xmlns:wpi="http://schemas.microsoft.com/office/word/2010/wordprocessingInk" xmlns:wne="http://schemas.microsoft.com/office/word/2006/wordml" xmlns:wps="http://schemas.microsoft.com/office/word/2010/wordprocessingShape" mc:Ignorable="w14 w15 w16se w16cid w16 w16cex w16sdtdh wp14">
+<w:document xmlns:a="http://schemas.openxmlformats.org/drawingml/2006/main" xmlns:adec="http://schemas.microsoft.com/office/drawing/2017/decorative" xmlns:pic="http://schemas.openxmlformats.org/drawingml/2006/picture" xmlns:asvg="http://schemas.microsoft.com/office/drawing/2016/SVG/main" xmlns:wpc="http://schemas.microsoft.com/office/word/2010/wordprocessingCanvas" xmlns:cx="http://schemas.microsoft.com/office/drawing/2014/chartex" xmlns:cx1="http://schemas.microsoft.com/office/drawing/2015/9/8/chartex" xmlns:cx2="http://schemas.microsoft.com/office/drawing/2015/10/21/chartex" xmlns:cx3="http://schemas.microsoft.com/office/drawing/2016/5/9/chartex" xmlns:cx4="http://schemas.microsoft.com/office/drawing/2016/5/10/chartex" xmlns:cx5="http://schemas.microsoft.com/office/drawing/2016/5/11/chartex" xmlns:cx6="http://schemas.microsoft.com/office/drawing/2016/5/12/chartex" xmlns:cx7="http://schemas.microsoft.com/office/drawing/2016/5/13/chartex" xmlns:cx8="http://schemas.microsoft.com/office/drawing/2016/5/14/chartex" xmlns:mc="http://schemas.openxmlformats.org/markup-compatibility/2006" xmlns:aink="http://schemas.microsoft.com/office/drawing/2016/ink" xmlns:am3d="http://schemas.microsoft.com/office/drawing/2017/model3d" xmlns:o="urn:schemas-microsoft-com:office:office" xmlns:oel="http://schemas.microsoft.com/office/2019/extlst" xmlns:r="http://schemas.openxmlformats.org/officeDocument/2006/relationships" xmlns:m="http://schemas.openxmlformats.org/officeDocument/2006/math" xmlns:v="urn:schemas-microsoft-com:vml" xmlns:wp14="http://schemas.microsoft.com/office/word/2010/wordprocessingDrawing" xmlns:wp="http://schemas.openxmlformats.org/drawingml/2006/wordprocessingDrawing" xmlns:w10="urn:schemas-microsoft-com:office:word" xmlns:w="http://schemas.openxmlformats.org/wordprocessingml/2006/main" xmlns:w14="http://schemas.microsoft.com/office/word/2010/wordml" xmlns:w15="http://schemas.microsoft.com/office/word/2012/wordml" xmlns:w16cex="http://schemas.microsoft.com/office/word/2018/wordml/cex" xmlns:w16cid="http://schemas.microsoft.com/office/word/2016/wordml/cid" xmlns:w16="http://schemas.microsoft.com/office/word/2018/wordml" xmlns:w16sdtdh="http://schemas.microsoft.com/office/word/2020/wordml/sdtdatahash" xmlns:w16se="http://schemas.microsoft.com/office/word/2015/wordml/symex" xmlns:wpg="http://schemas.microsoft.com/office/word/2010/wordprocessingGroup" xmlns:wpi="http://schemas.microsoft.com/office/word/2010/wordprocessingInk" xmlns:wne="http://schemas.microsoft.com/office/word/2006/wordml" xmlns:wps="http://schemas.microsoft.com/office/word/2010/wordprocessingShape" mc:Ignorable="w14 w15 w16se w16cid w16 w16cex w16sdtdh wp14">
   <w:body>
     <w:p>
       <w:pPr>
@@ -19,7 +19,7 @@
         <mc:AlternateContent>
           <mc:Choice Requires="wpg">
             <w:drawing>
-              <wp:anchor distT="0" distB="0" distL="114300" distR="114300" simplePos="0" relativeHeight="251659264" behindDoc="1" locked="1" layoutInCell="1" allowOverlap="1" wp14:anchorId="51A7491C" wp14:editId="72A16A9E">
+              <wp:anchor distT="0" distB="0" distL="114300" distR="114300" simplePos="0" relativeHeight="251659264" behindDoc="1" locked="1" layoutInCell="1" allowOverlap="1" wp14:editId="72A16A9E" wp14:anchorId="51A7491C">
                 <wp:simplePos x="0" y="0"/>
                 <wp:positionH relativeFrom="column">
                   <wp:posOffset>-457200</wp:posOffset>
@@ -208,11 +208,11 @@
           </mc:Choice>
           <mc:Fallback>
             <w:pict>
-              <v:group w14:anchorId="7B7975F1" id="Group 11" o:spid="_x0000_s1026" alt="&quot;&quot;" style="position:absolute;margin-left:-36pt;margin-top:26.65pt;width:612pt;height:730.8pt;z-index:-251657216;mso-position-vertical-relative:page;mso-width-relative:margin;mso-height-relative:margin" coordsize="77712,92846" o:gfxdata="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">
-                <v:line id="Straight Connector 1" o:spid="_x0000_s1027" style="position:absolute;visibility:visible;mso-wrap-style:square" from="0,92846" to="48006,92846" o:connectortype="straight" o:gfxdata="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" strokecolor="#dde9e9 [662]" strokeweight="10pt"/>
-                <v:line id="Straight Connector 2" o:spid="_x0000_s1028" style="position:absolute;visibility:visible;mso-wrap-style:square" from="0,89447" to="48006,89447" o:connectortype="straight" o:gfxdata="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" strokecolor="#dde9e9 [662]" strokeweight="10pt"/>
-                <v:line id="Straight Connector 5" o:spid="_x0000_s1029" style="position:absolute;visibility:visible;mso-wrap-style:square" from="10961,0" to="77712,0" o:connectortype="straight" o:gfxdata="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" strokecolor="#dde9e9 [662]" strokeweight="10pt"/>
-                <v:line id="Straight Connector 8" o:spid="_x0000_s1030" style="position:absolute;visibility:visible;mso-wrap-style:square" from="10961,3575" to="77712,3575" o:connectortype="straight" o:gfxdata="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" strokecolor="#dde9e9 [662]" strokeweight="10pt"/>
+              <v:group id="Group 11" style="position:absolute;margin-left:-36pt;margin-top:26.65pt;width:612pt;height:730.8pt;z-index:-251657216;mso-position-vertical-relative:page;mso-width-relative:margin;mso-height-relative:margin" alt="&quot;&quot;" coordsize="77712,92846" o:spid="_x0000_s1026" o:gfxdata="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" w14:anchorId="7B7975F1">
+                <v:line id="Straight Connector 1" style="position:absolute;visibility:visible;mso-wrap-style:square" o:spid="_x0000_s1027" strokecolor="#dde9e9 [662]" strokeweight="10pt" o:connectortype="straight" o:gfxdata="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" from="0,92846" to="48006,92846"/>
+                <v:line id="Straight Connector 2" style="position:absolute;visibility:visible;mso-wrap-style:square" o:spid="_x0000_s1028" strokecolor="#dde9e9 [662]" strokeweight="10pt" o:connectortype="straight" o:gfxdata="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" from="0,89447" to="48006,89447"/>
+                <v:line id="Straight Connector 5" style="position:absolute;visibility:visible;mso-wrap-style:square" o:spid="_x0000_s1029" strokecolor="#dde9e9 [662]" strokeweight="10pt" o:connectortype="straight" o:gfxdata="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" from="10961,0" to="77712,0"/>
+                <v:line id="Straight Connector 8" style="position:absolute;visibility:visible;mso-wrap-style:square" o:spid="_x0000_s1030" strokecolor="#dde9e9 [662]" strokeweight="10pt" o:connectortype="straight" o:gfxdata="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" from="10961,3575" to="77712,3575"/>
                 <w10:wrap anchory="page"/>
                 <w10:anchorlock/>
               </v:group>
@@ -278,7 +278,7 @@
           <w:p>
             <w:pPr>
               <w:pStyle w:val="Subheading"/>
-              <w:framePr w:hSpace="0" w:wrap="auto" w:vAnchor="margin" w:hAnchor="text" w:xAlign="left" w:yAlign="inline"/>
+              <w:framePr w:hSpace="0" w:wrap="auto" w:hAnchor="text" w:vAnchor="margin" w:xAlign="left" w:yAlign="inline"/>
               <w:spacing w:before="0"/>
             </w:pPr>
             <w:sdt>

--- a/src/Tests/Inputs/agendas-minutes/14/input.docx
+++ b/src/Tests/Inputs/agendas-minutes/14/input.docx
@@ -31530,2652 +31530,6 @@
 <w:webSettings xmlns:mc="http://schemas.openxmlformats.org/markup-compatibility/2006" xmlns:r="http://schemas.openxmlformats.org/officeDocument/2006/relationships" xmlns:w="http://schemas.openxmlformats.org/wordprocessingml/2006/main" xmlns:w14="http://schemas.microsoft.com/office/word/2010/wordml" xmlns:w15="http://schemas.microsoft.com/office/word/2012/wordml" xmlns:w16cex="http://schemas.microsoft.com/office/word/2018/wordml/cex" xmlns:w16cid="http://schemas.microsoft.com/office/word/2016/wordml/cid" xmlns:w16="http://schemas.microsoft.com/office/word/2018/wordml" xmlns:w16sdtdh="http://schemas.microsoft.com/office/word/2020/wordml/sdtdatahash" xmlns:w16se="http://schemas.microsoft.com/office/word/2015/wordml/symex" mc:Ignorable="w14 w15 w16se w16cid w16 w16cex w16sdtdh"/>
 </file>
 
-<file path=word/glossary/document.xml><?xml version="1.0" encoding="utf-8"?>
-<w:glossaryDocument xmlns:wpc="http://schemas.microsoft.com/office/word/2010/wordprocessingCanvas" xmlns:cx="http://schemas.microsoft.com/office/drawing/2014/chartex" xmlns:cx1="http://schemas.microsoft.com/office/drawing/2015/9/8/chartex" xmlns:cx2="http://schemas.microsoft.com/office/drawing/2015/10/21/chartex" xmlns:cx3="http://schemas.microsoft.com/office/drawing/2016/5/9/chartex" xmlns:cx4="http://schemas.microsoft.com/office/drawing/2016/5/10/chartex" xmlns:cx5="http://schemas.microsoft.com/office/drawing/2016/5/11/chartex" xmlns:cx6="http://schemas.microsoft.com/office/drawing/2016/5/12/chartex" xmlns:cx7="http://schemas.microsoft.com/office/drawing/2016/5/13/chartex" xmlns:cx8="http://schemas.microsoft.com/office/drawing/2016/5/14/chartex" xmlns:mc="http://schemas.openxmlformats.org/markup-compatibility/2006" xmlns:aink="http://schemas.microsoft.com/office/drawing/2016/ink" xmlns:am3d="http://schemas.microsoft.com/office/drawing/2017/model3d" xmlns:o="urn:schemas-microsoft-com:office:office" xmlns:oel="http://schemas.microsoft.com/office/2019/extlst" xmlns:r="http://schemas.openxmlformats.org/officeDocument/2006/relationships" xmlns:m="http://schemas.openxmlformats.org/officeDocument/2006/math" xmlns:v="urn:schemas-microsoft-com:vml" xmlns:wp14="http://schemas.microsoft.com/office/word/2010/wordprocessingDrawing" xmlns:wp="http://schemas.openxmlformats.org/drawingml/2006/wordprocessingDrawing" xmlns:w10="urn:schemas-microsoft-com:office:word" xmlns:w="http://schemas.openxmlformats.org/wordprocessingml/2006/main" xmlns:w14="http://schemas.microsoft.com/office/word/2010/wordml" xmlns:w15="http://schemas.microsoft.com/office/word/2012/wordml" xmlns:w16cex="http://schemas.microsoft.com/office/word/2018/wordml/cex" xmlns:w16cid="http://schemas.microsoft.com/office/word/2016/wordml/cid" xmlns:w16="http://schemas.microsoft.com/office/word/2018/wordml" xmlns:w16sdtdh="http://schemas.microsoft.com/office/word/2020/wordml/sdtdatahash" xmlns:w16se="http://schemas.microsoft.com/office/word/2015/wordml/symex" xmlns:wpg="http://schemas.microsoft.com/office/word/2010/wordprocessingGroup" xmlns:wpi="http://schemas.microsoft.com/office/word/2010/wordprocessingInk" xmlns:wne="http://schemas.microsoft.com/office/word/2006/wordml" xmlns:wps="http://schemas.microsoft.com/office/word/2010/wordprocessingShape" mc:Ignorable="w14 w15 w16se w16cid w16 w16cex w16sdtdh wp14">
-  <w:docParts>
-    <w:docPart>
-      <w:docPartPr>
-        <w:name w:val="2E92F89D713C3B4DBA531029497EBFC7"/>
-        <w:category>
-          <w:name w:val="General"/>
-          <w:gallery w:val="placeholder"/>
-        </w:category>
-        <w:types>
-          <w:type w:val="bbPlcHdr"/>
-        </w:types>
-        <w:behaviors>
-          <w:behavior w:val="content"/>
-        </w:behaviors>
-        <w:guid w:val="{219A8161-CEB4-1247-B8B4-175D6990B05F}"/>
-      </w:docPartPr>
-      <w:docPartBody>
-        <w:p>
-          <w:pPr>
-            <w:pStyle w:val="2E92F89D713C3B4DBA531029497EBFC71"/>
-          </w:pPr>
-          <w:r>
-            <w:rPr>
-              <w:rFonts w:eastAsiaTheme="majorEastAsia"/>
-            </w:rPr>
-            <w:t>Call to order</w:t>
-          </w:r>
-        </w:p>
-      </w:docPartBody>
-    </w:docPart>
-    <w:docPart>
-      <w:docPartPr>
-        <w:name w:val="899BD9D609B84E459B232CEA6A64F19C"/>
-        <w:category>
-          <w:name w:val="General"/>
-          <w:gallery w:val="placeholder"/>
-        </w:category>
-        <w:types>
-          <w:type w:val="bbPlcHdr"/>
-        </w:types>
-        <w:behaviors>
-          <w:behavior w:val="content"/>
-        </w:behaviors>
-        <w:guid w:val="{7B9AB74B-9669-704C-9C81-8A90AD31BB24}"/>
-      </w:docPartPr>
-      <w:docPartBody>
-        <w:p>
-          <w:pPr>
-            <w:pStyle w:val="899BD9D609B84E459B232CEA6A64F19C"/>
-          </w:pPr>
-          <w:r>
-            <w:t>called to order the regular meeting of the</w:t>
-          </w:r>
-        </w:p>
-      </w:docPartBody>
-    </w:docPart>
-    <w:docPart>
-      <w:docPartPr>
-        <w:name w:val="3AE2F43A71FBF94AB71F9F9C5EA11A5B"/>
-        <w:category>
-          <w:name w:val="General"/>
-          <w:gallery w:val="placeholder"/>
-        </w:category>
-        <w:types>
-          <w:type w:val="bbPlcHdr"/>
-        </w:types>
-        <w:behaviors>
-          <w:behavior w:val="content"/>
-        </w:behaviors>
-        <w:guid w:val="{A3776770-DF7C-C746-B0A8-AF6971C9ECDB}"/>
-      </w:docPartPr>
-      <w:docPartBody>
-        <w:p>
-          <w:pPr>
-            <w:pStyle w:val="3AE2F43A71FBF94AB71F9F9C5EA11A5B"/>
-          </w:pPr>
-          <w:r>
-            <w:t>at</w:t>
-          </w:r>
-        </w:p>
-      </w:docPartBody>
-    </w:docPart>
-    <w:docPart>
-      <w:docPartPr>
-        <w:name w:val="57F9F4F191326C4FB3FA449CCF9909F7"/>
-        <w:category>
-          <w:name w:val="General"/>
-          <w:gallery w:val="placeholder"/>
-        </w:category>
-        <w:types>
-          <w:type w:val="bbPlcHdr"/>
-        </w:types>
-        <w:behaviors>
-          <w:behavior w:val="content"/>
-        </w:behaviors>
-        <w:guid w:val="{1F7F88D8-FF5D-AB4A-B840-2AF548F7384C}"/>
-      </w:docPartPr>
-      <w:docPartBody>
-        <w:p>
-          <w:pPr>
-            <w:pStyle w:val="57F9F4F191326C4FB3FA449CCF9909F7"/>
-          </w:pPr>
-          <w:r>
-            <w:t>on</w:t>
-          </w:r>
-        </w:p>
-      </w:docPartBody>
-    </w:docPart>
-    <w:docPart>
-      <w:docPartPr>
-        <w:name w:val="2B58E1D60AC90E428B088B0EB8990311"/>
-        <w:category>
-          <w:name w:val="General"/>
-          <w:gallery w:val="placeholder"/>
-        </w:category>
-        <w:types>
-          <w:type w:val="bbPlcHdr"/>
-        </w:types>
-        <w:behaviors>
-          <w:behavior w:val="content"/>
-        </w:behaviors>
-        <w:guid w:val="{0F1DF4F6-5410-A148-905E-E480E40A55E5}"/>
-      </w:docPartPr>
-      <w:docPartBody>
-        <w:p>
-          <w:pPr>
-            <w:pStyle w:val="2B58E1D60AC90E428B088B0EB89903111"/>
-          </w:pPr>
-          <w:r>
-            <w:rPr>
-              <w:rFonts w:eastAsiaTheme="majorEastAsia"/>
-              <w:color w:val="262626" w:themeColor="text1" w:themeTint="D9"/>
-              <w:szCs w:val="16"/>
-            </w:rPr>
-            <w:t>Roll call</w:t>
-          </w:r>
-        </w:p>
-      </w:docPartBody>
-    </w:docPart>
-    <w:docPart>
-      <w:docPartPr>
-        <w:name w:val="1AE4A082DF3D8E48A0ECF1537DBF2EB6"/>
-        <w:category>
-          <w:name w:val="General"/>
-          <w:gallery w:val="placeholder"/>
-        </w:category>
-        <w:types>
-          <w:type w:val="bbPlcHdr"/>
-        </w:types>
-        <w:behaviors>
-          <w:behavior w:val="content"/>
-        </w:behaviors>
-        <w:guid w:val="{4790E7D4-1AAF-6D4F-9AA7-49F347BC51D1}"/>
-      </w:docPartPr>
-      <w:docPartBody>
-        <w:p>
-          <w:pPr>
-            <w:pStyle w:val="1AE4A082DF3D8E48A0ECF1537DBF2EB6"/>
-          </w:pPr>
-          <w:r>
-            <w:t>conducted a roll call. The following persons were present:</w:t>
-          </w:r>
-        </w:p>
-      </w:docPartBody>
-    </w:docPart>
-    <w:docPart>
-      <w:docPartPr>
-        <w:name w:val="8B1BCF17E433FB4D9AA42999EAF793CE"/>
-        <w:category>
-          <w:name w:val="General"/>
-          <w:gallery w:val="placeholder"/>
-        </w:category>
-        <w:types>
-          <w:type w:val="bbPlcHdr"/>
-        </w:types>
-        <w:behaviors>
-          <w:behavior w:val="content"/>
-        </w:behaviors>
-        <w:guid w:val="{1549B9B7-2547-F746-B036-72ABECE59F32}"/>
-      </w:docPartPr>
-      <w:docPartBody>
-        <w:p>
-          <w:pPr>
-            <w:pStyle w:val="8B1BCF17E433FB4D9AA42999EAF793CE1"/>
-          </w:pPr>
-          <w:r>
-            <w:rPr>
-              <w:rFonts w:eastAsiaTheme="majorEastAsia"/>
-              <w:color w:val="262626" w:themeColor="text1" w:themeTint="D9"/>
-              <w:szCs w:val="16"/>
-            </w:rPr>
-            <w:t>Approval of minutes from last meeting</w:t>
-          </w:r>
-        </w:p>
-      </w:docPartBody>
-    </w:docPart>
-    <w:docPart>
-      <w:docPartPr>
-        <w:name w:val="A68C864DCA9A284BBA12D351CF7A1728"/>
-        <w:category>
-          <w:name w:val="General"/>
-          <w:gallery w:val="placeholder"/>
-        </w:category>
-        <w:types>
-          <w:type w:val="bbPlcHdr"/>
-        </w:types>
-        <w:behaviors>
-          <w:behavior w:val="content"/>
-        </w:behaviors>
-        <w:guid w:val="{31C863E5-FB4D-1E45-88BE-F617022696C6}"/>
-      </w:docPartPr>
-      <w:docPartBody>
-        <w:p>
-          <w:pPr>
-            <w:pStyle w:val="A68C864DCA9A284BBA12D351CF7A17281"/>
-          </w:pPr>
-          <w:r>
-            <w:rPr>
-              <w:color w:val="262626" w:themeColor="text1" w:themeTint="D9"/>
-            </w:rPr>
-            <w:t>read the minutes from the last meeting. The minutes were approved as read.</w:t>
-          </w:r>
-        </w:p>
-      </w:docPartBody>
-    </w:docPart>
-    <w:docPart>
-      <w:docPartPr>
-        <w:name w:val="08C7CA7BE57AF746887F6799C51C3DF7"/>
-        <w:category>
-          <w:name w:val="General"/>
-          <w:gallery w:val="placeholder"/>
-        </w:category>
-        <w:types>
-          <w:type w:val="bbPlcHdr"/>
-        </w:types>
-        <w:behaviors>
-          <w:behavior w:val="content"/>
-        </w:behaviors>
-        <w:guid w:val="{420EBEA6-06F6-4F4E-89B9-7FFAACF2EB86}"/>
-      </w:docPartPr>
-      <w:docPartBody>
-        <w:p>
-          <w:pPr>
-            <w:pStyle w:val="08C7CA7BE57AF746887F6799C51C3DF71"/>
-          </w:pPr>
-          <w:r>
-            <w:rPr>
-              <w:rFonts w:eastAsiaTheme="majorEastAsia"/>
-              <w:color w:val="262626" w:themeColor="text1" w:themeTint="D9"/>
-              <w:szCs w:val="16"/>
-            </w:rPr>
-            <w:t>Open issues</w:t>
-          </w:r>
-        </w:p>
-      </w:docPartBody>
-    </w:docPart>
-    <w:docPart>
-      <w:docPartPr>
-        <w:name w:val="D7D17EEA37A4DE4595B5916591CCE74F"/>
-        <w:category>
-          <w:name w:val="General"/>
-          <w:gallery w:val="placeholder"/>
-        </w:category>
-        <w:types>
-          <w:type w:val="bbPlcHdr"/>
-        </w:types>
-        <w:behaviors>
-          <w:behavior w:val="content"/>
-        </w:behaviors>
-        <w:guid w:val="{E6024EB4-8FF1-E141-A95D-8B7F5DF0D3DB}"/>
-      </w:docPartPr>
-      <w:docPartBody>
-        <w:p>
-          <w:pPr>
-            <w:pStyle w:val="D7D17EEA37A4DE4595B5916591CCE74F1"/>
-          </w:pPr>
-          <w:r>
-            <w:rPr>
-              <w:rFonts w:eastAsiaTheme="majorEastAsia"/>
-              <w:color w:val="262626" w:themeColor="text1" w:themeTint="D9"/>
-              <w:szCs w:val="16"/>
-            </w:rPr>
-            <w:t>New business</w:t>
-          </w:r>
-        </w:p>
-      </w:docPartBody>
-    </w:docPart>
-    <w:docPart>
-      <w:docPartPr>
-        <w:name w:val="A77EB542AF007C4EB02C94C305DEE1F2"/>
-        <w:category>
-          <w:name w:val="General"/>
-          <w:gallery w:val="placeholder"/>
-        </w:category>
-        <w:types>
-          <w:type w:val="bbPlcHdr"/>
-        </w:types>
-        <w:behaviors>
-          <w:behavior w:val="content"/>
-        </w:behaviors>
-        <w:guid w:val="{5DC35EB2-523E-7C46-82DB-F1D4380BBC92}"/>
-      </w:docPartPr>
-      <w:docPartBody>
-        <w:p>
-          <w:pPr>
-            <w:pStyle w:val="A77EB542AF007C4EB02C94C305DEE1F21"/>
-          </w:pPr>
-          <w:r>
-            <w:rPr>
-              <w:color w:val="262626" w:themeColor="text1" w:themeTint="D9"/>
-              <w:szCs w:val="16"/>
-            </w:rPr>
-            <w:t>Adjournment</w:t>
-          </w:r>
-        </w:p>
-      </w:docPartBody>
-    </w:docPart>
-    <w:docPart>
-      <w:docPartPr>
-        <w:name w:val="68A7CD4F9DAABA4D8132E47503587535"/>
-        <w:category>
-          <w:name w:val="General"/>
-          <w:gallery w:val="placeholder"/>
-        </w:category>
-        <w:types>
-          <w:type w:val="bbPlcHdr"/>
-        </w:types>
-        <w:behaviors>
-          <w:behavior w:val="content"/>
-        </w:behaviors>
-        <w:guid w:val="{7B6B38CD-1B7F-D94A-8541-4575AA225558}"/>
-      </w:docPartPr>
-      <w:docPartBody>
-        <w:p>
-          <w:pPr>
-            <w:pStyle w:val="68A7CD4F9DAABA4D8132E475035875351"/>
-          </w:pPr>
-          <w:r>
-            <w:rPr>
-              <w:color w:val="262626" w:themeColor="text1" w:themeTint="D9"/>
-            </w:rPr>
-            <w:t>adjourned the meeting at</w:t>
-          </w:r>
-        </w:p>
-      </w:docPartBody>
-    </w:docPart>
-    <w:docPart>
-      <w:docPartPr>
-        <w:name w:val="23F778DC07E89A499B6E73C30F3A53E0"/>
-        <w:category>
-          <w:name w:val="General"/>
-          <w:gallery w:val="placeholder"/>
-        </w:category>
-        <w:types>
-          <w:type w:val="bbPlcHdr"/>
-        </w:types>
-        <w:behaviors>
-          <w:behavior w:val="content"/>
-        </w:behaviors>
-        <w:guid w:val="{4003F3F1-7132-FD42-AF61-7E67C5857CE1}"/>
-      </w:docPartPr>
-      <w:docPartBody>
-        <w:p>
-          <w:pPr>
-            <w:pStyle w:val="23F778DC07E89A499B6E73C30F3A53E01"/>
-          </w:pPr>
-          <w:r>
-            <w:rPr>
-              <w:color w:val="262626" w:themeColor="text1" w:themeTint="D9"/>
-            </w:rPr>
-            <w:t>time</w:t>
-          </w:r>
-        </w:p>
-      </w:docPartBody>
-    </w:docPart>
-    <w:docPart>
-      <w:docPartPr>
-        <w:name w:val="DD0150EB563BA4428EEC9ED25E213549"/>
-        <w:category>
-          <w:name w:val="General"/>
-          <w:gallery w:val="placeholder"/>
-        </w:category>
-        <w:types>
-          <w:type w:val="bbPlcHdr"/>
-        </w:types>
-        <w:behaviors>
-          <w:behavior w:val="content"/>
-        </w:behaviors>
-        <w:guid w:val="{D84C03CC-1B84-2340-AFF8-3F527D65E1D3}"/>
-      </w:docPartPr>
-      <w:docPartBody>
-        <w:p>
-          <w:pPr>
-            <w:pStyle w:val="DD0150EB563BA4428EEC9ED25E2135491"/>
-          </w:pPr>
-          <w:r>
-            <w:rPr>
-              <w:color w:val="262626" w:themeColor="text1" w:themeTint="D9"/>
-            </w:rPr>
-            <w:t>Minutes submitted by</w:t>
-          </w:r>
-        </w:p>
-      </w:docPartBody>
-    </w:docPart>
-    <w:docPart>
-      <w:docPartPr>
-        <w:name w:val="14C095B2139ED3409E3B955B0D9A6EEB"/>
-        <w:category>
-          <w:name w:val="General"/>
-          <w:gallery w:val="placeholder"/>
-        </w:category>
-        <w:types>
-          <w:type w:val="bbPlcHdr"/>
-        </w:types>
-        <w:behaviors>
-          <w:behavior w:val="content"/>
-        </w:behaviors>
-        <w:guid w:val="{36DCF43A-B8E5-974B-832E-A03B66E8122E}"/>
-      </w:docPartPr>
-      <w:docPartBody>
-        <w:p>
-          <w:pPr>
-            <w:pStyle w:val="14C095B2139ED3409E3B955B0D9A6EEB1"/>
-          </w:pPr>
-          <w:r>
-            <w:rPr>
-              <w:color w:val="262626" w:themeColor="text1" w:themeTint="D9"/>
-            </w:rPr>
-            <w:t>Minutes approved by</w:t>
-          </w:r>
-        </w:p>
-      </w:docPartBody>
-    </w:docPart>
-    <w:docPart>
-      <w:docPartPr>
-        <w:name w:val="A6189238DF919A44A133BB9A189582D2"/>
-        <w:category>
-          <w:name w:val="General"/>
-          <w:gallery w:val="placeholder"/>
-        </w:category>
-        <w:types>
-          <w:type w:val="bbPlcHdr"/>
-        </w:types>
-        <w:behaviors>
-          <w:behavior w:val="content"/>
-        </w:behaviors>
-        <w:guid w:val="{850D7DFF-4F67-214F-AA79-156BC139E65E}"/>
-      </w:docPartPr>
-      <w:docPartBody>
-        <w:p>
-          <w:pPr>
-            <w:pStyle w:val="A6189238DF919A44A133BB9A189582D2"/>
-          </w:pPr>
-          <w:r>
-            <w:t>Attendees:</w:t>
-          </w:r>
-        </w:p>
-      </w:docPartBody>
-    </w:docPart>
-    <w:docPart>
-      <w:docPartPr>
-        <w:name w:val="DefaultPlaceholder_-1854013440"/>
-        <w:category>
-          <w:name w:val="General"/>
-          <w:gallery w:val="placeholder"/>
-        </w:category>
-        <w:types>
-          <w:type w:val="bbPlcHdr"/>
-        </w:types>
-        <w:behaviors>
-          <w:behavior w:val="content"/>
-        </w:behaviors>
-        <w:guid w:val="{8708C3E9-9B90-42EC-AFC3-2C2A61F7C20F}"/>
-      </w:docPartPr>
-      <w:docPartBody>
-        <w:p>
-          <w:r>
-            <w:rPr>
-              <w:rStyle w:val="PlaceholderText"/>
-            </w:rPr>
-            <w:t>Click or tap here to enter text.</w:t>
-          </w:r>
-        </w:p>
-      </w:docPartBody>
-    </w:docPart>
-    <w:docPart>
-      <w:docPartPr>
-        <w:name w:val="770A2AA82887489DA2643FE46CE30D51"/>
-        <w:category>
-          <w:name w:val="General"/>
-          <w:gallery w:val="placeholder"/>
-        </w:category>
-        <w:types>
-          <w:type w:val="bbPlcHdr"/>
-        </w:types>
-        <w:behaviors>
-          <w:behavior w:val="content"/>
-        </w:behaviors>
-        <w:guid w:val="{32656B22-4685-420A-85C7-C9534C28463E}"/>
-      </w:docPartPr>
-      <w:docPartBody>
-        <w:p>
-          <w:pPr>
-            <w:pStyle w:val="770A2AA82887489DA2643FE46CE30D511"/>
-          </w:pPr>
-          <w:r>
-            <w:rPr>
-              <w:color w:val="262626" w:themeColor="text1" w:themeTint="D9"/>
-            </w:rPr>
-            <w:t>Chanchal Sharma</w:t>
-          </w:r>
-        </w:p>
-      </w:docPartBody>
-    </w:docPart>
-    <w:docPart>
-      <w:docPartPr>
-        <w:name w:val="A7054E445AC64B84B74541438476EA17"/>
-        <w:category>
-          <w:name w:val="General"/>
-          <w:gallery w:val="placeholder"/>
-        </w:category>
-        <w:types>
-          <w:type w:val="bbPlcHdr"/>
-        </w:types>
-        <w:behaviors>
-          <w:behavior w:val="content"/>
-        </w:behaviors>
-        <w:guid w:val="{23BC495F-AB25-45AD-B065-3942810B115F}"/>
-      </w:docPartPr>
-      <w:docPartBody>
-        <w:p>
-          <w:pPr>
-            <w:pStyle w:val="A7054E445AC64B84B74541438476EA171"/>
-          </w:pPr>
-          <w:r>
-            <w:rPr>
-              <w:color w:val="262626" w:themeColor="text1" w:themeTint="D9"/>
-            </w:rPr>
-            <w:t>Chanchal Sharma</w:t>
-          </w:r>
-        </w:p>
-      </w:docPartBody>
-    </w:docPart>
-    <w:docPart>
-      <w:docPartPr>
-        <w:name w:val="679127B25BB34A789B518B36FD3FFCF1"/>
-        <w:category>
-          <w:name w:val="General"/>
-          <w:gallery w:val="placeholder"/>
-        </w:category>
-        <w:types>
-          <w:type w:val="bbPlcHdr"/>
-        </w:types>
-        <w:behaviors>
-          <w:behavior w:val="content"/>
-        </w:behaviors>
-        <w:guid w:val="{60C238E9-1614-4141-A94D-7503C2F0EC88}"/>
-      </w:docPartPr>
-      <w:docPartBody>
-        <w:p>
-          <w:r>
-            <w:t>Meeting Agenda</w:t>
-          </w:r>
-        </w:p>
-      </w:docPartBody>
-    </w:docPart>
-    <w:docPart>
-      <w:docPartPr>
-        <w:name w:val="1DD090138E424602B111BFE020A67D4D"/>
-        <w:category>
-          <w:name w:val="General"/>
-          <w:gallery w:val="placeholder"/>
-        </w:category>
-        <w:types>
-          <w:type w:val="bbPlcHdr"/>
-        </w:types>
-        <w:behaviors>
-          <w:behavior w:val="content"/>
-        </w:behaviors>
-        <w:guid w:val="{0A19CB92-3290-4A4D-B741-50FFFA35764C}"/>
-      </w:docPartPr>
-      <w:docPartBody>
-        <w:p>
-          <w:r>
-            <w:t>Helbe Sokk, Jessie Irwin, Allan Mattsson, Chanchal Sharma</w:t>
-          </w:r>
-        </w:p>
-      </w:docPartBody>
-    </w:docPart>
-    <w:docPart>
-      <w:docPartPr>
-        <w:name w:val="ADB4DD5634A94CDA8C0B13F74E45A1AC"/>
-        <w:category>
-          <w:name w:val="General"/>
-          <w:gallery w:val="placeholder"/>
-        </w:category>
-        <w:types>
-          <w:type w:val="bbPlcHdr"/>
-        </w:types>
-        <w:behaviors>
-          <w:behavior w:val="content"/>
-        </w:behaviors>
-        <w:guid w:val="{74FF27EC-85C9-47BE-B903-49A1BF2B4C30}"/>
-      </w:docPartPr>
-      <w:docPartBody>
-        <w:p>
-          <w:r>
-            <w:t>Chanchal Sharma</w:t>
-          </w:r>
-        </w:p>
-      </w:docPartBody>
-    </w:docPart>
-    <w:docPart>
-      <w:docPartPr>
-        <w:name w:val="35098ABCF12044F3AF36FC6819F9E16A"/>
-        <w:category>
-          <w:name w:val="General"/>
-          <w:gallery w:val="placeholder"/>
-        </w:category>
-        <w:types>
-          <w:type w:val="bbPlcHdr"/>
-        </w:types>
-        <w:behaviors>
-          <w:behavior w:val="content"/>
-        </w:behaviors>
-        <w:guid w:val="{BC8DD652-B0AF-4735-8DE1-C21B2FEEEBC1}"/>
-      </w:docPartPr>
-      <w:docPartBody>
-        <w:p>
-          <w:r>
-            <w:t>January 16th.</w:t>
-          </w:r>
-        </w:p>
-      </w:docPartBody>
-    </w:docPart>
-    <w:docPart>
-      <w:docPartPr>
-        <w:name w:val="1E5CC789ECB44748A260C63B8DB18BFA"/>
-        <w:category>
-          <w:name w:val="General"/>
-          <w:gallery w:val="placeholder"/>
-        </w:category>
-        <w:types>
-          <w:type w:val="bbPlcHdr"/>
-        </w:types>
-        <w:behaviors>
-          <w:behavior w:val="content"/>
-        </w:behaviors>
-        <w:guid w:val="{C182ACAB-A667-463A-BF24-0EB8C377D877}"/>
-      </w:docPartPr>
-      <w:docPartBody>
-        <w:p>
-          <w:r>
-            <w:t>Helbe Sokk, Jessie Irwin, Allan Mattsson, Chanchal Sharma</w:t>
-          </w:r>
-        </w:p>
-      </w:docPartBody>
-    </w:docPart>
-    <w:docPart>
-      <w:docPartPr>
-        <w:name w:val="B013D7F3BA3344CBA79DEAF459F45EDA"/>
-        <w:category>
-          <w:name w:val="General"/>
-          <w:gallery w:val="placeholder"/>
-        </w:category>
-        <w:types>
-          <w:type w:val="bbPlcHdr"/>
-        </w:types>
-        <w:behaviors>
-          <w:behavior w:val="content"/>
-        </w:behaviors>
-        <w:guid w:val="{A8A2EAD0-22CC-49A3-B8B0-B4623058A56C}"/>
-      </w:docPartPr>
-      <w:docPartBody>
-        <w:p>
-          <w:r>
-            <w:t>Member dues</w:t>
-          </w:r>
-        </w:p>
-      </w:docPartBody>
-    </w:docPart>
-    <w:docPart>
-      <w:docPartPr>
-        <w:name w:val="C317519EF40E48868157E3630496C424"/>
-        <w:category>
-          <w:name w:val="General"/>
-          <w:gallery w:val="placeholder"/>
-        </w:category>
-        <w:types>
-          <w:type w:val="bbPlcHdr"/>
-        </w:types>
-        <w:behaviors>
-          <w:behavior w:val="content"/>
-        </w:behaviors>
-        <w:guid w:val="{8CFC0DE1-9CC3-4213-A029-9141D7CD702E}"/>
-      </w:docPartPr>
-      <w:docPartBody>
-        <w:p>
-          <w:r>
-            <w:t>Vehicle speeding</w:t>
-          </w:r>
-        </w:p>
-      </w:docPartBody>
-    </w:docPart>
-    <w:docPart>
-      <w:docPartPr>
-        <w:name w:val="AAFD4580154F49C68445F4C69099DF7D"/>
-        <w:category>
-          <w:name w:val="General"/>
-          <w:gallery w:val="placeholder"/>
-        </w:category>
-        <w:types>
-          <w:type w:val="bbPlcHdr"/>
-        </w:types>
-        <w:behaviors>
-          <w:behavior w:val="content"/>
-        </w:behaviors>
-        <w:guid w:val="{1BC577FE-A94A-403F-974C-824AE420CBE2}"/>
-      </w:docPartPr>
-      <w:docPartBody>
-        <w:p>
-          <w:r>
-            <w:t>Neighborhood watch</w:t>
-          </w:r>
-        </w:p>
-      </w:docPartBody>
-    </w:docPart>
-    <w:docPart>
-      <w:docPartPr>
-        <w:name w:val="C25843A7405D4F19AF5941FDE3A3B582"/>
-        <w:category>
-          <w:name w:val="General"/>
-          <w:gallery w:val="placeholder"/>
-        </w:category>
-        <w:types>
-          <w:type w:val="bbPlcHdr"/>
-        </w:types>
-        <w:behaviors>
-          <w:behavior w:val="content"/>
-        </w:behaviors>
-        <w:guid w:val="{07E1FE80-27B0-49E2-9BB1-FA4183C38006}"/>
-      </w:docPartPr>
-      <w:docPartBody>
-        <w:p>
-          <w:r>
-            <w:t>Valentine’s potluck</w:t>
-          </w:r>
-        </w:p>
-      </w:docPartBody>
-    </w:docPart>
-    <w:docPart>
-      <w:docPartPr>
-        <w:name w:val="5ADEF14E43274D3DBB8902EAD3A6FF54"/>
-        <w:category>
-          <w:name w:val="General"/>
-          <w:gallery w:val="placeholder"/>
-        </w:category>
-        <w:types>
-          <w:type w:val="bbPlcHdr"/>
-        </w:types>
-        <w:behaviors>
-          <w:behavior w:val="content"/>
-        </w:behaviors>
-        <w:guid w:val="{0FF7D262-B20D-400F-B3FB-747C0A519823}"/>
-      </w:docPartPr>
-      <w:docPartBody>
-        <w:p>
-          <w:r>
-            <w:t>Vote on dog park</w:t>
-          </w:r>
-        </w:p>
-      </w:docPartBody>
-    </w:docPart>
-    <w:docPart>
-      <w:docPartPr>
-        <w:name w:val="47B5A3E5411D4847B7B9A67788460BA6"/>
-        <w:category>
-          <w:name w:val="General"/>
-          <w:gallery w:val="placeholder"/>
-        </w:category>
-        <w:types>
-          <w:type w:val="bbPlcHdr"/>
-        </w:types>
-        <w:behaviors>
-          <w:behavior w:val="content"/>
-        </w:behaviors>
-        <w:guid w:val="{593E6497-3B8F-4408-BE8A-48D6A5386262}"/>
-      </w:docPartPr>
-      <w:docPartBody>
-        <w:p>
-          <w:r>
-            <w:t>Pool maintenance</w:t>
-          </w:r>
-        </w:p>
-      </w:docPartBody>
-    </w:docPart>
-    <w:docPart>
-      <w:docPartPr>
-        <w:name w:val="BA026235C971441AB1EB50372F7C3634"/>
-        <w:category>
-          <w:name w:val="General"/>
-          <w:gallery w:val="placeholder"/>
-        </w:category>
-        <w:types>
-          <w:type w:val="bbPlcHdr"/>
-        </w:types>
-        <w:behaviors>
-          <w:behavior w:val="content"/>
-        </w:behaviors>
-        <w:guid w:val="{CD1AE961-FABC-45FD-9641-62B46CB23AEA}"/>
-      </w:docPartPr>
-      <w:docPartBody>
-        <w:p>
-          <w:r>
-            <w:t>Jessie Irwin</w:t>
-          </w:r>
-        </w:p>
-      </w:docPartBody>
-    </w:docPart>
-    <w:docPart>
-      <w:docPartPr>
-        <w:name w:val="B8B4AB513B2E4851A58248C250B1BEDC"/>
-        <w:category>
-          <w:name w:val="General"/>
-          <w:gallery w:val="placeholder"/>
-        </w:category>
-        <w:types>
-          <w:type w:val="bbPlcHdr"/>
-        </w:types>
-        <w:behaviors>
-          <w:behavior w:val="content"/>
-        </w:behaviors>
-        <w:guid w:val="{5D781670-E12B-432B-B36C-61527FB58019}"/>
-      </w:docPartPr>
-      <w:docPartBody>
-        <w:p>
-          <w:pPr>
-            <w:pStyle w:val="B8B4AB513B2E4851A58248C250B1BEDC2"/>
-            <w:framePr w:wrap="around"/>
-          </w:pPr>
-          <w:r>
-            <w:rPr>
-              <w:rStyle w:val="Emphasis"/>
-              <w:rFonts w:ascii="Source Sans Pro" w:hAnsi="Source Sans Pro"/>
-              <w:color w:val="262626" w:themeColor="text1" w:themeTint="D9"/>
-            </w:rPr>
-            <w:t>Location:</w:t>
-          </w:r>
-        </w:p>
-      </w:docPartBody>
-    </w:docPart>
-    <w:docPart>
-      <w:docPartPr>
-        <w:name w:val="B89B312E82FF4CD7992C0E8D1888E4A8"/>
-        <w:category>
-          <w:name w:val="General"/>
-          <w:gallery w:val="placeholder"/>
-        </w:category>
-        <w:types>
-          <w:type w:val="bbPlcHdr"/>
-        </w:types>
-        <w:behaviors>
-          <w:behavior w:val="content"/>
-        </w:behaviors>
-        <w:guid w:val="{CF613890-F4F7-48F5-B59D-B6D9881EE701}"/>
-      </w:docPartPr>
-      <w:docPartBody>
-        <w:p>
-          <w:pPr>
-            <w:pStyle w:val="B89B312E82FF4CD7992C0E8D1888E4A8"/>
-          </w:pPr>
-          <w:r>
-            <w:t xml:space="preserve"> Clubhouse </w:t>
-          </w:r>
-        </w:p>
-      </w:docPartBody>
-    </w:docPart>
-    <w:docPart>
-      <w:docPartPr>
-        <w:name w:val="81CE549E0A3D453E85CA8DB5A65E988B"/>
-        <w:category>
-          <w:name w:val="General"/>
-          <w:gallery w:val="placeholder"/>
-        </w:category>
-        <w:types>
-          <w:type w:val="bbPlcHdr"/>
-        </w:types>
-        <w:behaviors>
-          <w:behavior w:val="content"/>
-        </w:behaviors>
-        <w:guid w:val="{FD0B944F-8A59-48B0-8DDA-58D5F6743A8A}"/>
-      </w:docPartPr>
-      <w:docPartBody>
-        <w:p>
-          <w:pPr>
-            <w:pStyle w:val="81CE549E0A3D453E85CA8DB5A65E988B2"/>
-            <w:framePr w:wrap="around"/>
-          </w:pPr>
-          <w:r>
-            <w:rPr>
-              <w:rStyle w:val="Emphasis"/>
-              <w:rFonts w:ascii="Source Sans Pro" w:hAnsi="Source Sans Pro"/>
-              <w:color w:val="262626" w:themeColor="text1" w:themeTint="D9"/>
-            </w:rPr>
-            <w:t>Date:</w:t>
-          </w:r>
-        </w:p>
-      </w:docPartBody>
-    </w:docPart>
-    <w:docPart>
-      <w:docPartPr>
-        <w:name w:val="76F89907C5F6436EB7C0BABEDFFEAC43"/>
-        <w:category>
-          <w:name w:val="General"/>
-          <w:gallery w:val="placeholder"/>
-        </w:category>
-        <w:types>
-          <w:type w:val="bbPlcHdr"/>
-        </w:types>
-        <w:behaviors>
-          <w:behavior w:val="content"/>
-        </w:behaviors>
-        <w:guid w:val="{AADE0E6E-A211-4215-ABFA-FB119F018227}"/>
-      </w:docPartPr>
-      <w:docPartBody>
-        <w:p>
-          <w:pPr>
-            <w:pStyle w:val="76F89907C5F6436EB7C0BABEDFFEAC43"/>
-          </w:pPr>
-          <w:r>
-            <w:t>1/16/23</w:t>
-          </w:r>
-        </w:p>
-      </w:docPartBody>
-    </w:docPart>
-    <w:docPart>
-      <w:docPartPr>
-        <w:name w:val="61E082321F7C4816BAA5B2CCCDBD4980"/>
-        <w:category>
-          <w:name w:val="General"/>
-          <w:gallery w:val="placeholder"/>
-        </w:category>
-        <w:types>
-          <w:type w:val="bbPlcHdr"/>
-        </w:types>
-        <w:behaviors>
-          <w:behavior w:val="content"/>
-        </w:behaviors>
-        <w:guid w:val="{27CA66C9-1096-4C24-88B1-314EA885D7B6}"/>
-      </w:docPartPr>
-      <w:docPartBody>
-        <w:p>
-          <w:pPr>
-            <w:pStyle w:val="61E082321F7C4816BAA5B2CCCDBD49802"/>
-            <w:framePr w:wrap="around"/>
-          </w:pPr>
-          <w:r>
-            <w:rPr>
-              <w:rStyle w:val="Emphasis"/>
-              <w:rFonts w:ascii="Source Sans Pro" w:hAnsi="Source Sans Pro"/>
-              <w:color w:val="262626" w:themeColor="text1" w:themeTint="D9"/>
-            </w:rPr>
-            <w:t>Time:</w:t>
-          </w:r>
-        </w:p>
-      </w:docPartBody>
-    </w:docPart>
-    <w:docPart>
-      <w:docPartPr>
-        <w:name w:val="9EFFE87351ED485B9A60C4EC22313B9E"/>
-        <w:category>
-          <w:name w:val="General"/>
-          <w:gallery w:val="placeholder"/>
-        </w:category>
-        <w:types>
-          <w:type w:val="bbPlcHdr"/>
-        </w:types>
-        <w:behaviors>
-          <w:behavior w:val="content"/>
-        </w:behaviors>
-        <w:guid w:val="{29E226B8-29AA-4B84-94C7-301A77A7A333}"/>
-      </w:docPartPr>
-      <w:docPartBody>
-        <w:p>
-          <w:pPr>
-            <w:pStyle w:val="9EFFE87351ED485B9A60C4EC22313B9E"/>
-          </w:pPr>
-          <w:r>
-            <w:t xml:space="preserve">2:00 PM </w:t>
-          </w:r>
-        </w:p>
-      </w:docPartBody>
-    </w:docPart>
-    <w:docPart>
-      <w:docPartPr>
-        <w:name w:val="6E3AABAA099E434295AB23BA7D5182B1"/>
-        <w:category>
-          <w:name w:val="General"/>
-          <w:gallery w:val="placeholder"/>
-        </w:category>
-        <w:types>
-          <w:type w:val="bbPlcHdr"/>
-        </w:types>
-        <w:behaviors>
-          <w:behavior w:val="content"/>
-        </w:behaviors>
-        <w:guid w:val="{F66E93A3-E6D5-4B9B-8C59-C47789258B78}"/>
-      </w:docPartPr>
-      <w:docPartBody>
-        <w:p>
-          <w:pPr>
-            <w:pStyle w:val="6E3AABAA099E434295AB23BA7D5182B12"/>
-          </w:pPr>
-          <w:r>
-            <w:rPr>
-              <w:color w:val="262626" w:themeColor="text1" w:themeTint="D9"/>
-            </w:rPr>
-            <w:t>Chanchal Sharma</w:t>
-          </w:r>
-        </w:p>
-      </w:docPartBody>
-    </w:docPart>
-    <w:docPart>
-      <w:docPartPr>
-        <w:name w:val="8F3CD38B127A439E92D04FA9C527CBF3"/>
-        <w:category>
-          <w:name w:val="General"/>
-          <w:gallery w:val="placeholder"/>
-        </w:category>
-        <w:types>
-          <w:type w:val="bbPlcHdr"/>
-        </w:types>
-        <w:behaviors>
-          <w:behavior w:val="content"/>
-        </w:behaviors>
-        <w:guid w:val="{86DFDDFE-5958-4BCD-AA28-BA47B19AEFEE}"/>
-      </w:docPartPr>
-      <w:docPartBody>
-        <w:p>
-          <w:r>
-            <w:t>Chanchal Sharma</w:t>
-          </w:r>
-        </w:p>
-      </w:docPartBody>
-    </w:docPart>
-  </w:docParts>
-</w:glossaryDocument>
-</file>
-
-<file path=word/glossary/fontTable.xml><?xml version="1.0" encoding="utf-8"?>
-<w:fonts xmlns:mc="http://schemas.openxmlformats.org/markup-compatibility/2006" xmlns:r="http://schemas.openxmlformats.org/officeDocument/2006/relationships" xmlns:w="http://schemas.openxmlformats.org/wordprocessingml/2006/main" xmlns:w14="http://schemas.microsoft.com/office/word/2010/wordml" xmlns:w15="http://schemas.microsoft.com/office/word/2012/wordml" xmlns:w16cex="http://schemas.microsoft.com/office/word/2018/wordml/cex" xmlns:w16cid="http://schemas.microsoft.com/office/word/2016/wordml/cid" xmlns:w16="http://schemas.microsoft.com/office/word/2018/wordml" xmlns:w16sdtdh="http://schemas.microsoft.com/office/word/2020/wordml/sdtdatahash" xmlns:w16se="http://schemas.microsoft.com/office/word/2015/wordml/symex" mc:Ignorable="w14 w15 w16se w16cid w16 w16cex w16sdtdh">
-  <w:font w:name="Times New Roman">
-    <w:panose1 w:val="02020603050405020304"/>
-    <w:charset w:val="00"/>
-    <w:family w:val="roman"/>
-    <w:pitch w:val="variable"/>
-    <w:sig w:usb0="E0002EFF" w:usb1="C000785B" w:usb2="00000009" w:usb3="00000000" w:csb0="000001FF" w:csb1="00000000"/>
-  </w:font>
-  <w:font w:name="Symbol">
-    <w:panose1 w:val="05050102010706020507"/>
-    <w:charset w:val="02"/>
-    <w:family w:val="roman"/>
-    <w:pitch w:val="variable"/>
-    <w:sig w:usb0="00000000" w:usb1="10000000" w:usb2="00000000" w:usb3="00000000" w:csb0="80000000" w:csb1="00000000"/>
-  </w:font>
-  <w:font w:name="Courier New">
-    <w:panose1 w:val="02070309020205020404"/>
-    <w:charset w:val="00"/>
-    <w:family w:val="modern"/>
-    <w:pitch w:val="fixed"/>
-    <w:sig w:usb0="E0002EFF" w:usb1="C0007843" w:usb2="00000009" w:usb3="00000000" w:csb0="000001FF" w:csb1="00000000"/>
-  </w:font>
-  <w:font w:name="Wingdings">
-    <w:panose1 w:val="05000000000000000000"/>
-    <w:charset w:val="02"/>
-    <w:family w:val="auto"/>
-    <w:pitch w:val="variable"/>
-    <w:sig w:usb0="00000000" w:usb1="10000000" w:usb2="00000000" w:usb3="00000000" w:csb0="80000000" w:csb1="00000000"/>
-  </w:font>
-  <w:font w:name="Source Sans Pro">
-    <w:panose1 w:val="020B0503030403020204"/>
-    <w:charset w:val="00"/>
-    <w:family w:val="swiss"/>
-    <w:pitch w:val="variable"/>
-    <w:sig w:usb0="600002F7" w:usb1="02000001" w:usb2="00000000" w:usb3="00000000" w:csb0="0000019F" w:csb1="00000000"/>
-  </w:font>
-  <w:font w:name="Arial">
-    <w:panose1 w:val="020B0604020202020204"/>
-    <w:charset w:val="00"/>
-    <w:family w:val="swiss"/>
-    <w:pitch w:val="variable"/>
-    <w:sig w:usb0="E0002EFF" w:usb1="C000785B" w:usb2="00000009" w:usb3="00000000" w:csb0="000001FF" w:csb1="00000000"/>
-  </w:font>
-  <w:font w:name="SimHei">
-    <w:altName w:val="黑体"/>
-    <w:panose1 w:val="02010600030101010101"/>
-    <w:charset w:val="86"/>
-    <w:family w:val="modern"/>
-    <w:pitch w:val="fixed"/>
-    <w:sig w:usb0="800002BF" w:usb1="38CF7CFA" w:usb2="00000016" w:usb3="00000000" w:csb0="00040001" w:csb1="00000000"/>
-  </w:font>
-  <w:font w:name="Tahoma">
-    <w:panose1 w:val="020B0604030504040204"/>
-    <w:charset w:val="00"/>
-    <w:family w:val="swiss"/>
-    <w:pitch w:val="variable"/>
-    <w:sig w:usb0="E1002EFF" w:usb1="C000605B" w:usb2="00000029" w:usb3="00000000" w:csb0="000101FF" w:csb1="00000000"/>
-  </w:font>
-  <w:font w:name="SimSun">
-    <w:altName w:val="宋体"/>
-    <w:panose1 w:val="02010600030101010101"/>
-    <w:charset w:val="86"/>
-    <w:family w:val="auto"/>
-    <w:pitch w:val="variable"/>
-    <w:sig w:usb0="00000003" w:usb1="288F0000" w:usb2="00000016" w:usb3="00000000" w:csb0="00040001" w:csb1="00000000"/>
-  </w:font>
-  <w:font w:name="Segoe UI">
-    <w:panose1 w:val="020B0502040204020203"/>
-    <w:charset w:val="00"/>
-    <w:family w:val="swiss"/>
-    <w:pitch w:val="variable"/>
-    <w:sig w:usb0="E4002EFF" w:usb1="C000E47F" w:usb2="00000009" w:usb3="00000000" w:csb0="000001FF" w:csb1="00000000"/>
-  </w:font>
-  <w:font w:name="Consolas">
-    <w:panose1 w:val="020B0609020204030204"/>
-    <w:charset w:val="00"/>
-    <w:family w:val="modern"/>
-    <w:pitch w:val="fixed"/>
-    <w:sig w:usb0="E00006FF" w:usb1="0000FCFF" w:usb2="00000001" w:usb3="00000000" w:csb0="0000019F" w:csb1="00000000"/>
-  </w:font>
-  <w:font w:name="Calibri">
-    <w:panose1 w:val="020F0502020204030204"/>
-    <w:charset w:val="00"/>
-    <w:family w:val="swiss"/>
-    <w:pitch w:val="variable"/>
-    <w:sig w:usb0="E4002EFF" w:usb1="C000247B" w:usb2="00000009" w:usb3="00000000" w:csb0="000001FF" w:csb1="00000000"/>
-  </w:font>
-  <w:font w:name="Calibri Light">
-    <w:panose1 w:val="020F0302020204030204"/>
-    <w:charset w:val="00"/>
-    <w:family w:val="swiss"/>
-    <w:pitch w:val="variable"/>
-    <w:sig w:usb0="E4002EFF" w:usb1="C000247B" w:usb2="00000009" w:usb3="00000000" w:csb0="000001FF" w:csb1="00000000"/>
-  </w:font>
-</w:fonts>
-</file>
-
-<file path=word/glossary/numbering2.xml><?xml version="1.0" encoding="utf-8"?>
-<w:numbering xmlns:wpc="http://schemas.microsoft.com/office/word/2010/wordprocessingCanvas" xmlns:cx="http://schemas.microsoft.com/office/drawing/2014/chartex" xmlns:cx1="http://schemas.microsoft.com/office/drawing/2015/9/8/chartex" xmlns:cx2="http://schemas.microsoft.com/office/drawing/2015/10/21/chartex" xmlns:cx3="http://schemas.microsoft.com/office/drawing/2016/5/9/chartex" xmlns:cx4="http://schemas.microsoft.com/office/drawing/2016/5/10/chartex" xmlns:cx5="http://schemas.microsoft.com/office/drawing/2016/5/11/chartex" xmlns:cx6="http://schemas.microsoft.com/office/drawing/2016/5/12/chartex" xmlns:cx7="http://schemas.microsoft.com/office/drawing/2016/5/13/chartex" xmlns:cx8="http://schemas.microsoft.com/office/drawing/2016/5/14/chartex" xmlns:mc="http://schemas.openxmlformats.org/markup-compatibility/2006" xmlns:aink="http://schemas.microsoft.com/office/drawing/2016/ink" xmlns:am3d="http://schemas.microsoft.com/office/drawing/2017/model3d" xmlns:o="urn:schemas-microsoft-com:office:office" xmlns:oel="http://schemas.microsoft.com/office/2019/extlst" xmlns:r="http://schemas.openxmlformats.org/officeDocument/2006/relationships" xmlns:m="http://schemas.openxmlformats.org/officeDocument/2006/math" xmlns:v="urn:schemas-microsoft-com:vml" xmlns:wp14="http://schemas.microsoft.com/office/word/2010/wordprocessingDrawing" xmlns:wp="http://schemas.openxmlformats.org/drawingml/2006/wordprocessingDrawing" xmlns:w10="urn:schemas-microsoft-com:office:word" xmlns:w="http://schemas.openxmlformats.org/wordprocessingml/2006/main" xmlns:w14="http://schemas.microsoft.com/office/word/2010/wordml" xmlns:w15="http://schemas.microsoft.com/office/word/2012/wordml" xmlns:w16cex="http://schemas.microsoft.com/office/word/2018/wordml/cex" xmlns:w16cid="http://schemas.microsoft.com/office/word/2016/wordml/cid" xmlns:w16="http://schemas.microsoft.com/office/word/2018/wordml" xmlns:w16sdtdh="http://schemas.microsoft.com/office/word/2020/wordml/sdtdatahash" xmlns:w16se="http://schemas.microsoft.com/office/word/2015/wordml/symex" xmlns:wpg="http://schemas.microsoft.com/office/word/2010/wordprocessingGroup" xmlns:wpi="http://schemas.microsoft.com/office/word/2010/wordprocessingInk" xmlns:wne="http://schemas.microsoft.com/office/word/2006/wordml" xmlns:wps="http://schemas.microsoft.com/office/word/2010/wordprocessingShape" mc:Ignorable="w14 w15 w16se w16cid w16 w16cex w16sdtdh wp14">
-  <w:abstractNum w:abstractNumId="0" w15:restartNumberingAfterBreak="0">
-    <w:nsid w:val="5E037517"/>
-    <w:multiLevelType w:val="multilevel"/>
-    <w:tmpl w:val="A1223F74"/>
-    <w:lvl w:ilvl="0">
-      <w:start w:val="1"/>
-      <w:numFmt w:val="decimal"/>
-      <w:lvlText w:val="%1."/>
-      <w:lvlJc w:val="left"/>
-      <w:pPr>
-        <w:tabs>
-          <w:tab w:val="num" w:pos="720"/>
-        </w:tabs>
-        <w:ind w:left="720" w:hanging="720"/>
-      </w:pPr>
-    </w:lvl>
-    <w:lvl w:ilvl="1">
-      <w:start w:val="1"/>
-      <w:numFmt w:val="decimal"/>
-      <w:lvlText w:val="%2."/>
-      <w:lvlJc w:val="left"/>
-      <w:pPr>
-        <w:tabs>
-          <w:tab w:val="num" w:pos="1440"/>
-        </w:tabs>
-        <w:ind w:left="1440" w:hanging="720"/>
-      </w:pPr>
-    </w:lvl>
-    <w:lvl w:ilvl="2">
-      <w:start w:val="1"/>
-      <w:numFmt w:val="decimal"/>
-      <w:lvlText w:val="%3."/>
-      <w:lvlJc w:val="left"/>
-      <w:pPr>
-        <w:tabs>
-          <w:tab w:val="num" w:pos="2160"/>
-        </w:tabs>
-        <w:ind w:left="2160" w:hanging="720"/>
-      </w:pPr>
-    </w:lvl>
-    <w:lvl w:ilvl="3">
-      <w:start w:val="1"/>
-      <w:numFmt w:val="decimal"/>
-      <w:lvlText w:val="%4."/>
-      <w:lvlJc w:val="left"/>
-      <w:pPr>
-        <w:tabs>
-          <w:tab w:val="num" w:pos="2880"/>
-        </w:tabs>
-        <w:ind w:left="2880" w:hanging="720"/>
-      </w:pPr>
-    </w:lvl>
-    <w:lvl w:ilvl="4">
-      <w:start w:val="1"/>
-      <w:numFmt w:val="decimal"/>
-      <w:lvlText w:val="%5."/>
-      <w:lvlJc w:val="left"/>
-      <w:pPr>
-        <w:tabs>
-          <w:tab w:val="num" w:pos="3600"/>
-        </w:tabs>
-        <w:ind w:left="3600" w:hanging="720"/>
-      </w:pPr>
-    </w:lvl>
-    <w:lvl w:ilvl="5">
-      <w:start w:val="1"/>
-      <w:numFmt w:val="decimal"/>
-      <w:lvlText w:val="%6."/>
-      <w:lvlJc w:val="left"/>
-      <w:pPr>
-        <w:tabs>
-          <w:tab w:val="num" w:pos="4320"/>
-        </w:tabs>
-        <w:ind w:left="4320" w:hanging="720"/>
-      </w:pPr>
-    </w:lvl>
-    <w:lvl w:ilvl="6">
-      <w:start w:val="1"/>
-      <w:numFmt w:val="decimal"/>
-      <w:lvlText w:val="%7."/>
-      <w:lvlJc w:val="left"/>
-      <w:pPr>
-        <w:tabs>
-          <w:tab w:val="num" w:pos="5040"/>
-        </w:tabs>
-        <w:ind w:left="5040" w:hanging="720"/>
-      </w:pPr>
-    </w:lvl>
-    <w:lvl w:ilvl="7">
-      <w:start w:val="1"/>
-      <w:numFmt w:val="decimal"/>
-      <w:lvlText w:val="%8."/>
-      <w:lvlJc w:val="left"/>
-      <w:pPr>
-        <w:tabs>
-          <w:tab w:val="num" w:pos="5760"/>
-        </w:tabs>
-        <w:ind w:left="5760" w:hanging="720"/>
-      </w:pPr>
-    </w:lvl>
-    <w:lvl w:ilvl="8">
-      <w:start w:val="1"/>
-      <w:numFmt w:val="decimal"/>
-      <w:lvlText w:val="%9."/>
-      <w:lvlJc w:val="left"/>
-      <w:pPr>
-        <w:tabs>
-          <w:tab w:val="num" w:pos="6480"/>
-        </w:tabs>
-        <w:ind w:left="6480" w:hanging="720"/>
-      </w:pPr>
-    </w:lvl>
-  </w:abstractNum>
-  <w:num w:numId="1" w16cid:durableId="1321033990">
-    <w:abstractNumId w:val="0"/>
-  </w:num>
-</w:numbering>
-</file>
-
-<file path=word/glossary/settings.xml><?xml version="1.0" encoding="utf-8"?>
-<w:settings xmlns:mc="http://schemas.openxmlformats.org/markup-compatibility/2006" xmlns:o="urn:schemas-microsoft-com:office:office" xmlns:r="http://schemas.openxmlformats.org/officeDocument/2006/relationships" xmlns:m="http://schemas.openxmlformats.org/officeDocument/2006/math" xmlns:v="urn:schemas-microsoft-com:vml" xmlns:w10="urn:schemas-microsoft-com:office:word" xmlns:w="http://schemas.openxmlformats.org/wordprocessingml/2006/main" xmlns:w14="http://schemas.microsoft.com/office/word/2010/wordml" xmlns:w15="http://schemas.microsoft.com/office/word/2012/wordml" xmlns:w16cex="http://schemas.microsoft.com/office/word/2018/wordml/cex" xmlns:w16cid="http://schemas.microsoft.com/office/word/2016/wordml/cid" xmlns:w16="http://schemas.microsoft.com/office/word/2018/wordml" xmlns:w16sdtdh="http://schemas.microsoft.com/office/word/2020/wordml/sdtdatahash" xmlns:w16se="http://schemas.microsoft.com/office/word/2015/wordml/symex" xmlns:sl="http://schemas.openxmlformats.org/schemaLibrary/2006/main" mc:Ignorable="w14 w15 w16se w16cid w16 w16cex w16sdtdh">
-  <w:view w:val="normal"/>
-  <w:defaultTabStop w:val="720"/>
-  <w:characterSpacingControl w:val="doNotCompress"/>
-  <w:compat>
-    <w:useFELayout/>
-    <w:compatSetting w:name="compatibilityMode" w:uri="http://schemas.microsoft.com/office/word" w:val="15"/>
-    <w:compatSetting w:name="overrideTableStyleFontSizeAndJustification" w:uri="http://schemas.microsoft.com/office/word" w:val="1"/>
-    <w:compatSetting w:name="enableOpenTypeFeatures" w:uri="http://schemas.microsoft.com/office/word" w:val="1"/>
-    <w:compatSetting w:name="doNotFlipMirrorIndents" w:uri="http://schemas.microsoft.com/office/word" w:val="1"/>
-    <w:compatSetting w:name="differentiateMultirowTableHeaders" w:uri="http://schemas.microsoft.com/office/word" w:val="1"/>
-    <w:compatSetting w:name="useWord2013TrackBottomHyphenation" w:uri="http://schemas.microsoft.com/office/word" w:val="0"/>
-  </w:compat>
-  <w:rsids>
-    <w:rsidRoot w:val="003F4D38"/>
-    <w:rsid w:val="00133732"/>
-    <w:rsid w:val="00204939"/>
-    <w:rsid w:val="00224FFB"/>
-    <w:rsid w:val="00252799"/>
-    <w:rsid w:val="00297B94"/>
-    <w:rsid w:val="003F4D38"/>
-    <w:rsid w:val="004E1D5A"/>
-    <w:rsid w:val="004F45EF"/>
-    <w:rsid w:val="00521189"/>
-    <w:rsid w:val="00560A23"/>
-    <w:rsid w:val="006C4564"/>
-    <w:rsid w:val="00753A18"/>
-    <w:rsid w:val="00810E69"/>
-    <w:rsid w:val="0086768B"/>
-    <w:rsid w:val="00AE374A"/>
-    <w:rsid w:val="00B652B2"/>
-    <w:rsid w:val="00B877B8"/>
-    <w:rsid w:val="00BD273D"/>
-    <w:rsid w:val="00BE2DD7"/>
-    <w:rsid w:val="00C238E7"/>
-    <w:rsid w:val="00F33DFD"/>
-    <w:rsid w:val="00F63CF8"/>
-  </w:rsids>
-  <m:mathPr>
-    <m:mathFont m:val="Cambria Math"/>
-    <m:brkBin m:val="before"/>
-    <m:brkBinSub m:val="--"/>
-    <m:smallFrac m:val="0"/>
-    <m:dispDef/>
-    <m:lMargin m:val="0"/>
-    <m:rMargin m:val="0"/>
-    <m:defJc m:val="centerGroup"/>
-    <m:wrapIndent m:val="1440"/>
-    <m:intLim m:val="subSup"/>
-    <m:naryLim m:val="undOvr"/>
-  </m:mathPr>
-  <w:themeFontLang w:val="en-US"/>
-  <w:clrSchemeMapping w:bg1="light1" w:t1="dark1" w:bg2="light2" w:t2="dark2" w:accent1="accent1" w:accent2="accent2" w:accent3="accent3" w:accent4="accent4" w:accent5="accent5" w:accent6="accent6" w:hyperlink="hyperlink" w:followedHyperlink="followedHyperlink"/>
-  <w:decimalSymbol w:val="."/>
-  <w:listSeparator w:val=","/>
-  <w15:chartTrackingRefBased/>
-</w:settings>
-</file>
-
-<file path=word/glossary/styles.xml><?xml version="1.0" encoding="utf-8"?>
-<w:styles xmlns:mc="http://schemas.openxmlformats.org/markup-compatibility/2006" xmlns:r="http://schemas.openxmlformats.org/officeDocument/2006/relationships" xmlns:w="http://schemas.openxmlformats.org/wordprocessingml/2006/main" xmlns:w14="http://schemas.microsoft.com/office/word/2010/wordml" xmlns:w15="http://schemas.microsoft.com/office/word/2012/wordml" xmlns:w16cex="http://schemas.microsoft.com/office/word/2018/wordml/cex" xmlns:w16cid="http://schemas.microsoft.com/office/word/2016/wordml/cid" xmlns:w16="http://schemas.microsoft.com/office/word/2018/wordml" xmlns:w16sdtdh="http://schemas.microsoft.com/office/word/2020/wordml/sdtdatahash" xmlns:w16se="http://schemas.microsoft.com/office/word/2015/wordml/symex" mc:Ignorable="w14 w15 w16se w16cid w16 w16cex w16sdtdh">
-  <w:docDefaults>
-    <w:rPrDefault>
-      <w:rPr>
-        <w:rFonts w:asciiTheme="minorHAnsi" w:eastAsiaTheme="minorEastAsia" w:hAnsiTheme="minorHAnsi" w:cstheme="minorBidi"/>
-        <w:sz w:val="24"/>
-        <w:szCs w:val="24"/>
-        <w:lang w:val="en-US" w:eastAsia="en-US" w:bidi="ar-SA"/>
-      </w:rPr>
-    </w:rPrDefault>
-    <w:pPrDefault/>
-  </w:docDefaults>
-  <w:latentStyles w:defLockedState="0" w:defUIPriority="99" w:defSemiHidden="0" w:defUnhideWhenUsed="0" w:defQFormat="0" w:count="376">
-    <w:lsdException w:name="Normal" w:uiPriority="0" w:qFormat="1"/>
-    <w:lsdException w:name="heading 1" w:uiPriority="9" w:qFormat="1"/>
-    <w:lsdException w:name="heading 2" w:semiHidden="1" w:uiPriority="9" w:unhideWhenUsed="1" w:qFormat="1"/>
-    <w:lsdException w:name="heading 3" w:semiHidden="1" w:uiPriority="9" w:unhideWhenUsed="1" w:qFormat="1"/>
-    <w:lsdException w:name="heading 4" w:semiHidden="1" w:uiPriority="9" w:unhideWhenUsed="1" w:qFormat="1"/>
-    <w:lsdException w:name="heading 5" w:semiHidden="1" w:uiPriority="9" w:unhideWhenUsed="1" w:qFormat="1"/>
-    <w:lsdException w:name="heading 6" w:semiHidden="1" w:uiPriority="9" w:unhideWhenUsed="1" w:qFormat="1"/>
-    <w:lsdException w:name="heading 7" w:semiHidden="1" w:uiPriority="9" w:unhideWhenUsed="1" w:qFormat="1"/>
-    <w:lsdException w:name="heading 8" w:semiHidden="1" w:uiPriority="9" w:unhideWhenUsed="1" w:qFormat="1"/>
-    <w:lsdException w:name="heading 9" w:semiHidden="1" w:uiPriority="9" w:unhideWhenUsed="1" w:qFormat="1"/>
-    <w:lsdException w:name="index 1" w:semiHidden="1" w:unhideWhenUsed="1"/>
-    <w:lsdException w:name="index 2" w:semiHidden="1" w:unhideWhenUsed="1"/>
-    <w:lsdException w:name="index 3" w:semiHidden="1" w:unhideWhenUsed="1"/>
-    <w:lsdException w:name="index 4" w:semiHidden="1" w:unhideWhenUsed="1"/>
-    <w:lsdException w:name="index 5" w:semiHidden="1" w:unhideWhenUsed="1"/>
-    <w:lsdException w:name="index 6" w:semiHidden="1" w:unhideWhenUsed="1"/>
-    <w:lsdException w:name="index 7" w:semiHidden="1" w:unhideWhenUsed="1"/>
-    <w:lsdException w:name="index 8" w:semiHidden="1" w:unhideWhenUsed="1"/>
-    <w:lsdException w:name="index 9" w:semiHidden="1" w:unhideWhenUsed="1"/>
-    <w:lsdException w:name="toc 1" w:semiHidden="1" w:uiPriority="39" w:unhideWhenUsed="1"/>
-    <w:lsdException w:name="toc 2" w:semiHidden="1" w:uiPriority="39" w:unhideWhenUsed="1"/>
-    <w:lsdException w:name="toc 3" w:semiHidden="1" w:uiPriority="39" w:unhideWhenUsed="1"/>
-    <w:lsdException w:name="toc 4" w:semiHidden="1" w:uiPriority="39" w:unhideWhenUsed="1"/>
-    <w:lsdException w:name="toc 5" w:semiHidden="1" w:uiPriority="39" w:unhideWhenUsed="1"/>
-    <w:lsdException w:name="toc 6" w:semiHidden="1" w:uiPriority="39" w:unhideWhenUsed="1"/>
-    <w:lsdException w:name="toc 7" w:semiHidden="1" w:uiPriority="39" w:unhideWhenUsed="1"/>
-    <w:lsdException w:name="toc 8" w:semiHidden="1" w:uiPriority="39" w:unhideWhenUsed="1"/>
-    <w:lsdException w:name="toc 9" w:semiHidden="1" w:uiPriority="39" w:unhideWhenUsed="1"/>
-    <w:lsdException w:name="Normal Indent" w:semiHidden="1" w:unhideWhenUsed="1"/>
-    <w:lsdException w:name="footnote text" w:semiHidden="1" w:unhideWhenUsed="1"/>
-    <w:lsdException w:name="annotation text" w:semiHidden="1" w:unhideWhenUsed="1"/>
-    <w:lsdException w:name="header" w:semiHidden="1" w:unhideWhenUsed="1"/>
-    <w:lsdException w:name="footer" w:semiHidden="1" w:unhideWhenUsed="1"/>
-    <w:lsdException w:name="index heading" w:semiHidden="1" w:unhideWhenUsed="1"/>
-    <w:lsdException w:name="caption" w:semiHidden="1" w:uiPriority="35" w:unhideWhenUsed="1" w:qFormat="1"/>
-    <w:lsdException w:name="table of figures" w:semiHidden="1" w:unhideWhenUsed="1"/>
-    <w:lsdException w:name="envelope address" w:semiHidden="1" w:unhideWhenUsed="1"/>
-    <w:lsdException w:name="envelope return" w:semiHidden="1" w:unhideWhenUsed="1"/>
-    <w:lsdException w:name="footnote reference" w:semiHidden="1" w:unhideWhenUsed="1"/>
-    <w:lsdException w:name="annotation reference" w:semiHidden="1" w:unhideWhenUsed="1"/>
-    <w:lsdException w:name="line number" w:semiHidden="1" w:unhideWhenUsed="1"/>
-    <w:lsdException w:name="page number" w:semiHidden="1" w:unhideWhenUsed="1"/>
-    <w:lsdException w:name="endnote reference" w:semiHidden="1" w:unhideWhenUsed="1"/>
-    <w:lsdException w:name="endnote text" w:semiHidden="1" w:unhideWhenUsed="1"/>
-    <w:lsdException w:name="table of authorities" w:semiHidden="1" w:unhideWhenUsed="1"/>
-    <w:lsdException w:name="macro" w:semiHidden="1" w:unhideWhenUsed="1"/>
-    <w:lsdException w:name="toa heading" w:semiHidden="1" w:unhideWhenUsed="1"/>
-    <w:lsdException w:name="List" w:semiHidden="1" w:unhideWhenUsed="1"/>
-    <w:lsdException w:name="List Bullet" w:semiHidden="1" w:unhideWhenUsed="1"/>
-    <w:lsdException w:name="List Number" w:semiHidden="1" w:unhideWhenUsed="1"/>
-    <w:lsdException w:name="List 2" w:semiHidden="1" w:unhideWhenUsed="1"/>
-    <w:lsdException w:name="List 3" w:semiHidden="1" w:unhideWhenUsed="1"/>
-    <w:lsdException w:name="List 4" w:semiHidden="1" w:unhideWhenUsed="1"/>
-    <w:lsdException w:name="List 5" w:semiHidden="1" w:unhideWhenUsed="1"/>
-    <w:lsdException w:name="List Bullet 2" w:semiHidden="1" w:unhideWhenUsed="1"/>
-    <w:lsdException w:name="List Bullet 3" w:semiHidden="1" w:unhideWhenUsed="1"/>
-    <w:lsdException w:name="List Bullet 4" w:semiHidden="1" w:unhideWhenUsed="1"/>
-    <w:lsdException w:name="List Bullet 5" w:semiHidden="1" w:unhideWhenUsed="1"/>
-    <w:lsdException w:name="List Number 2" w:semiHidden="1" w:unhideWhenUsed="1"/>
-    <w:lsdException w:name="List Number 3" w:semiHidden="1" w:unhideWhenUsed="1"/>
-    <w:lsdException w:name="List Number 4" w:semiHidden="1" w:unhideWhenUsed="1"/>
-    <w:lsdException w:name="List Number 5" w:semiHidden="1" w:unhideWhenUsed="1"/>
-    <w:lsdException w:name="Title" w:uiPriority="10" w:qFormat="1"/>
-    <w:lsdException w:name="Closing" w:semiHidden="1" w:unhideWhenUsed="1"/>
-    <w:lsdException w:name="Signature" w:semiHidden="1" w:unhideWhenUsed="1"/>
-    <w:lsdException w:name="Default Paragraph Font" w:semiHidden="1" w:uiPriority="1" w:unhideWhenUsed="1"/>
-    <w:lsdException w:name="Body Text" w:semiHidden="1" w:unhideWhenUsed="1"/>
-    <w:lsdException w:name="Body Text Indent" w:semiHidden="1" w:unhideWhenUsed="1"/>
-    <w:lsdException w:name="List Continue" w:semiHidden="1" w:unhideWhenUsed="1"/>
-    <w:lsdException w:name="List Continue 2" w:semiHidden="1" w:unhideWhenUsed="1"/>
-    <w:lsdException w:name="List Continue 3" w:semiHidden="1" w:unhideWhenUsed="1"/>
-    <w:lsdException w:name="List Continue 4" w:semiHidden="1" w:unhideWhenUsed="1"/>
-    <w:lsdException w:name="List Continue 5" w:semiHidden="1" w:unhideWhenUsed="1"/>
-    <w:lsdException w:name="Message Header" w:semiHidden="1" w:unhideWhenUsed="1"/>
-    <w:lsdException w:name="Subtitle" w:uiPriority="11" w:qFormat="1"/>
-    <w:lsdException w:name="Salutation" w:semiHidden="1" w:unhideWhenUsed="1"/>
-    <w:lsdException w:name="Date" w:semiHidden="1" w:unhideWhenUsed="1"/>
-    <w:lsdException w:name="Body Text First Indent" w:semiHidden="1" w:unhideWhenUsed="1"/>
-    <w:lsdException w:name="Body Text First Indent 2" w:semiHidden="1" w:unhideWhenUsed="1"/>
-    <w:lsdException w:name="Note Heading" w:semiHidden="1" w:unhideWhenUsed="1"/>
-    <w:lsdException w:name="Body Text 2" w:semiHidden="1" w:unhideWhenUsed="1"/>
-    <w:lsdException w:name="Body Text 3" w:semiHidden="1" w:unhideWhenUsed="1"/>
-    <w:lsdException w:name="Body Text Indent 2" w:semiHidden="1" w:unhideWhenUsed="1"/>
-    <w:lsdException w:name="Body Text Indent 3" w:semiHidden="1" w:unhideWhenUsed="1"/>
-    <w:lsdException w:name="Block Text" w:semiHidden="1" w:unhideWhenUsed="1"/>
-    <w:lsdException w:name="Hyperlink" w:semiHidden="1" w:unhideWhenUsed="1"/>
-    <w:lsdException w:name="FollowedHyperlink" w:semiHidden="1" w:unhideWhenUsed="1"/>
-    <w:lsdException w:name="Strong" w:uiPriority="22" w:qFormat="1"/>
-    <w:lsdException w:name="Emphasis" w:uiPriority="15" w:qFormat="1"/>
-    <w:lsdException w:name="Document Map" w:semiHidden="1" w:unhideWhenUsed="1"/>
-    <w:lsdException w:name="Plain Text" w:semiHidden="1" w:unhideWhenUsed="1"/>
-    <w:lsdException w:name="E-mail Signature" w:semiHidden="1" w:unhideWhenUsed="1"/>
-    <w:lsdException w:name="HTML Top of Form" w:semiHidden="1" w:unhideWhenUsed="1"/>
-    <w:lsdException w:name="HTML Bottom of Form" w:semiHidden="1" w:unhideWhenUsed="1"/>
-    <w:lsdException w:name="Normal (Web)" w:semiHidden="1" w:unhideWhenUsed="1"/>
-    <w:lsdException w:name="HTML Acronym" w:semiHidden="1" w:unhideWhenUsed="1"/>
-    <w:lsdException w:name="HTML Address" w:semiHidden="1" w:unhideWhenUsed="1"/>
-    <w:lsdException w:name="HTML Cite" w:semiHidden="1" w:unhideWhenUsed="1"/>
-    <w:lsdException w:name="HTML Code" w:semiHidden="1" w:unhideWhenUsed="1"/>
-    <w:lsdException w:name="HTML Definition" w:semiHidden="1" w:unhideWhenUsed="1"/>
-    <w:lsdException w:name="HTML Keyboard" w:semiHidden="1" w:unhideWhenUsed="1"/>
-    <w:lsdException w:name="HTML Preformatted" w:semiHidden="1" w:unhideWhenUsed="1"/>
-    <w:lsdException w:name="HTML Sample" w:semiHidden="1" w:unhideWhenUsed="1"/>
-    <w:lsdException w:name="HTML Typewriter" w:semiHidden="1" w:unhideWhenUsed="1"/>
-    <w:lsdException w:name="HTML Variable" w:semiHidden="1" w:unhideWhenUsed="1"/>
-    <w:lsdException w:name="Normal Table" w:semiHidden="1" w:unhideWhenUsed="1"/>
-    <w:lsdException w:name="annotation subject" w:semiHidden="1" w:unhideWhenUsed="1"/>
-    <w:lsdException w:name="No List" w:semiHidden="1" w:unhideWhenUsed="1"/>
-    <w:lsdException w:name="Outline List 1" w:semiHidden="1" w:unhideWhenUsed="1"/>
-    <w:lsdException w:name="Outline List 2" w:semiHidden="1" w:unhideWhenUsed="1"/>
-    <w:lsdException w:name="Outline List 3" w:semiHidden="1" w:unhideWhenUsed="1"/>
-    <w:lsdException w:name="Table Simple 1" w:semiHidden="1" w:unhideWhenUsed="1"/>
-    <w:lsdException w:name="Table Simple 2" w:semiHidden="1" w:unhideWhenUsed="1"/>
-    <w:lsdException w:name="Table Simple 3" w:semiHidden="1" w:unhideWhenUsed="1"/>
-    <w:lsdException w:name="Table Classic 1" w:semiHidden="1" w:unhideWhenUsed="1"/>
-    <w:lsdException w:name="Table Classic 2" w:semiHidden="1" w:unhideWhenUsed="1"/>
-    <w:lsdException w:name="Table Classic 3" w:semiHidden="1" w:unhideWhenUsed="1"/>
-    <w:lsdException w:name="Table Classic 4" w:semiHidden="1" w:unhideWhenUsed="1"/>
-    <w:lsdException w:name="Table Colorful 1" w:semiHidden="1" w:unhideWhenUsed="1"/>
-    <w:lsdException w:name="Table Colorful 2" w:semiHidden="1" w:unhideWhenUsed="1"/>
-    <w:lsdException w:name="Table Colorful 3" w:semiHidden="1" w:unhideWhenUsed="1"/>
-    <w:lsdException w:name="Table Columns 1" w:semiHidden="1" w:unhideWhenUsed="1"/>
-    <w:lsdException w:name="Table Columns 2" w:semiHidden="1" w:unhideWhenUsed="1"/>
-    <w:lsdException w:name="Table Columns 3" w:semiHidden="1" w:unhideWhenUsed="1"/>
-    <w:lsdException w:name="Table Columns 4" w:semiHidden="1" w:unhideWhenUsed="1"/>
-    <w:lsdException w:name="Table Columns 5" w:semiHidden="1" w:unhideWhenUsed="1"/>
-    <w:lsdException w:name="Table Grid 1" w:semiHidden="1" w:unhideWhenUsed="1"/>
-    <w:lsdException w:name="Table Grid 2" w:semiHidden="1" w:unhideWhenUsed="1"/>
-    <w:lsdException w:name="Table Grid 3" w:semiHidden="1" w:unhideWhenUsed="1"/>
-    <w:lsdException w:name="Table Grid 4" w:semiHidden="1" w:unhideWhenUsed="1"/>
-    <w:lsdException w:name="Table Grid 5" w:semiHidden="1" w:unhideWhenUsed="1"/>
-    <w:lsdException w:name="Table Grid 6" w:semiHidden="1" w:unhideWhenUsed="1"/>
-    <w:lsdException w:name="Table Grid 7" w:semiHidden="1" w:unhideWhenUsed="1"/>
-    <w:lsdException w:name="Table Grid 8" w:semiHidden="1" w:unhideWhenUsed="1"/>
-    <w:lsdException w:name="Table List 1" w:semiHidden="1" w:unhideWhenUsed="1"/>
-    <w:lsdException w:name="Table List 2" w:semiHidden="1" w:unhideWhenUsed="1"/>
-    <w:lsdException w:name="Table List 3" w:semiHidden="1" w:unhideWhenUsed="1"/>
-    <w:lsdException w:name="Table List 4" w:semiHidden="1" w:unhideWhenUsed="1"/>
-    <w:lsdException w:name="Table List 5" w:semiHidden="1" w:unhideWhenUsed="1"/>
-    <w:lsdException w:name="Table List 6" w:semiHidden="1" w:unhideWhenUsed="1"/>
-    <w:lsdException w:name="Table List 7" w:semiHidden="1" w:unhideWhenUsed="1"/>
-    <w:lsdException w:name="Table List 8" w:semiHidden="1" w:unhideWhenUsed="1"/>
-    <w:lsdException w:name="Table 3D effects 1" w:semiHidden="1" w:unhideWhenUsed="1"/>
-    <w:lsdException w:name="Table 3D effects 2" w:semiHidden="1" w:unhideWhenUsed="1"/>
-    <w:lsdException w:name="Table 3D effects 3" w:semiHidden="1" w:unhideWhenUsed="1"/>
-    <w:lsdException w:name="Table Contemporary" w:semiHidden="1" w:unhideWhenUsed="1"/>
-    <w:lsdException w:name="Table Elegant" w:semiHidden="1" w:unhideWhenUsed="1"/>
-    <w:lsdException w:name="Table Professional" w:semiHidden="1" w:unhideWhenUsed="1"/>
-    <w:lsdException w:name="Table Subtle 1" w:semiHidden="1" w:unhideWhenUsed="1"/>
-    <w:lsdException w:name="Table Subtle 2" w:semiHidden="1" w:unhideWhenUsed="1"/>
-    <w:lsdException w:name="Table Web 1" w:semiHidden="1" w:unhideWhenUsed="1"/>
-    <w:lsdException w:name="Table Web 2" w:semiHidden="1" w:unhideWhenUsed="1"/>
-    <w:lsdException w:name="Table Web 3" w:semiHidden="1" w:unhideWhenUsed="1"/>
-    <w:lsdException w:name="Balloon Text" w:semiHidden="1" w:unhideWhenUsed="1"/>
-    <w:lsdException w:name="Table Grid" w:uiPriority="39"/>
-    <w:lsdException w:name="Table Theme" w:semiHidden="1" w:unhideWhenUsed="1"/>
-    <w:lsdException w:name="Placeholder Text" w:semiHidden="1"/>
-    <w:lsdException w:name="No Spacing" w:uiPriority="1" w:qFormat="1"/>
-    <w:lsdException w:name="Light Shading" w:uiPriority="60"/>
-    <w:lsdException w:name="Light List" w:uiPriority="61"/>
-    <w:lsdException w:name="Light Grid" w:uiPriority="62"/>
-    <w:lsdException w:name="Medium Shading 1" w:uiPriority="63"/>
-    <w:lsdException w:name="Medium Shading 2" w:uiPriority="64"/>
-    <w:lsdException w:name="Medium List 1" w:uiPriority="65"/>
-    <w:lsdException w:name="Medium List 2" w:uiPriority="66"/>
-    <w:lsdException w:name="Medium Grid 1" w:uiPriority="67"/>
-    <w:lsdException w:name="Medium Grid 2" w:uiPriority="68"/>
-    <w:lsdException w:name="Medium Grid 3" w:uiPriority="69"/>
-    <w:lsdException w:name="Dark List" w:uiPriority="70"/>
-    <w:lsdException w:name="Colorful Shading" w:uiPriority="71"/>
-    <w:lsdException w:name="Colorful List" w:uiPriority="72"/>
-    <w:lsdException w:name="Colorful Grid" w:uiPriority="73"/>
-    <w:lsdException w:name="Light Shading Accent 1" w:uiPriority="60"/>
-    <w:lsdException w:name="Light List Accent 1" w:uiPriority="61"/>
-    <w:lsdException w:name="Light Grid Accent 1" w:uiPriority="62"/>
-    <w:lsdException w:name="Medium Shading 1 Accent 1" w:uiPriority="63"/>
-    <w:lsdException w:name="Medium Shading 2 Accent 1" w:uiPriority="64"/>
-    <w:lsdException w:name="Medium List 1 Accent 1" w:uiPriority="65"/>
-    <w:lsdException w:name="Revision" w:semiHidden="1"/>
-    <w:lsdException w:name="List Paragraph" w:uiPriority="34" w:qFormat="1"/>
-    <w:lsdException w:name="Quote" w:uiPriority="29" w:qFormat="1"/>
-    <w:lsdException w:name="Intense Quote" w:uiPriority="30" w:qFormat="1"/>
-    <w:lsdException w:name="Medium List 2 Accent 1" w:uiPriority="66"/>
-    <w:lsdException w:name="Medium Grid 1 Accent 1" w:uiPriority="67"/>
-    <w:lsdException w:name="Medium Grid 2 Accent 1" w:uiPriority="68"/>
-    <w:lsdException w:name="Medium Grid 3 Accent 1" w:uiPriority="69"/>
-    <w:lsdException w:name="Dark List Accent 1" w:uiPriority="70"/>
-    <w:lsdException w:name="Colorful Shading Accent 1" w:uiPriority="71"/>
-    <w:lsdException w:name="Colorful List Accent 1" w:uiPriority="72"/>
-    <w:lsdException w:name="Colorful Grid Accent 1" w:uiPriority="73"/>
-    <w:lsdException w:name="Light Shading Accent 2" w:uiPriority="60"/>
-    <w:lsdException w:name="Light List Accent 2" w:uiPriority="61"/>
-    <w:lsdException w:name="Light Grid Accent 2" w:uiPriority="62"/>
-    <w:lsdException w:name="Medium Shading 1 Accent 2" w:uiPriority="63"/>
-    <w:lsdException w:name="Medium Shading 2 Accent 2" w:uiPriority="64"/>
-    <w:lsdException w:name="Medium List 1 Accent 2" w:uiPriority="65"/>
-    <w:lsdException w:name="Medium List 2 Accent 2" w:uiPriority="66"/>
-    <w:lsdException w:name="Medium Grid 1 Accent 2" w:uiPriority="67"/>
-    <w:lsdException w:name="Medium Grid 2 Accent 2" w:uiPriority="68"/>
-    <w:lsdException w:name="Medium Grid 3 Accent 2" w:uiPriority="69"/>
-    <w:lsdException w:name="Dark List Accent 2" w:uiPriority="70"/>
-    <w:lsdException w:name="Colorful Shading Accent 2" w:uiPriority="71"/>
-    <w:lsdException w:name="Colorful List Accent 2" w:uiPriority="72"/>
-    <w:lsdException w:name="Colorful Grid Accent 2" w:uiPriority="73"/>
-    <w:lsdException w:name="Light Shading Accent 3" w:uiPriority="60"/>
-    <w:lsdException w:name="Light List Accent 3" w:uiPriority="61"/>
-    <w:lsdException w:name="Light Grid Accent 3" w:uiPriority="62"/>
-    <w:lsdException w:name="Medium Shading 1 Accent 3" w:uiPriority="63"/>
-    <w:lsdException w:name="Medium Shading 2 Accent 3" w:uiPriority="64"/>
-    <w:lsdException w:name="Medium List 1 Accent 3" w:uiPriority="65"/>
-    <w:lsdException w:name="Medium List 2 Accent 3" w:uiPriority="66"/>
-    <w:lsdException w:name="Medium Grid 1 Accent 3" w:uiPriority="67"/>
-    <w:lsdException w:name="Medium Grid 2 Accent 3" w:uiPriority="68"/>
-    <w:lsdException w:name="Medium Grid 3 Accent 3" w:uiPriority="69"/>
-    <w:lsdException w:name="Dark List Accent 3" w:uiPriority="70"/>
-    <w:lsdException w:name="Colorful Shading Accent 3" w:uiPriority="71"/>
-    <w:lsdException w:name="Colorful List Accent 3" w:uiPriority="72"/>
-    <w:lsdException w:name="Colorful Grid Accent 3" w:uiPriority="73"/>
-    <w:lsdException w:name="Light Shading Accent 4" w:uiPriority="60"/>
-    <w:lsdException w:name="Light List Accent 4" w:uiPriority="61"/>
-    <w:lsdException w:name="Light Grid Accent 4" w:uiPriority="62"/>
-    <w:lsdException w:name="Medium Shading 1 Accent 4" w:uiPriority="63"/>
-    <w:lsdException w:name="Medium Shading 2 Accent 4" w:uiPriority="64"/>
-    <w:lsdException w:name="Medium List 1 Accent 4" w:uiPriority="65"/>
-    <w:lsdException w:name="Medium List 2 Accent 4" w:uiPriority="66"/>
-    <w:lsdException w:name="Medium Grid 1 Accent 4" w:uiPriority="67"/>
-    <w:lsdException w:name="Medium Grid 2 Accent 4" w:uiPriority="68"/>
-    <w:lsdException w:name="Medium Grid 3 Accent 4" w:uiPriority="69"/>
-    <w:lsdException w:name="Dark List Accent 4" w:uiPriority="70"/>
-    <w:lsdException w:name="Colorful Shading Accent 4" w:uiPriority="71"/>
-    <w:lsdException w:name="Colorful List Accent 4" w:uiPriority="72"/>
-    <w:lsdException w:name="Colorful Grid Accent 4" w:uiPriority="73"/>
-    <w:lsdException w:name="Light Shading Accent 5" w:uiPriority="60"/>
-    <w:lsdException w:name="Light List Accent 5" w:uiPriority="61"/>
-    <w:lsdException w:name="Light Grid Accent 5" w:uiPriority="62"/>
-    <w:lsdException w:name="Medium Shading 1 Accent 5" w:uiPriority="63"/>
-    <w:lsdException w:name="Medium Shading 2 Accent 5" w:uiPriority="64"/>
-    <w:lsdException w:name="Medium List 1 Accent 5" w:uiPriority="65"/>
-    <w:lsdException w:name="Medium List 2 Accent 5" w:uiPriority="66"/>
-    <w:lsdException w:name="Medium Grid 1 Accent 5" w:uiPriority="67"/>
-    <w:lsdException w:name="Medium Grid 2 Accent 5" w:uiPriority="68"/>
-    <w:lsdException w:name="Medium Grid 3 Accent 5" w:uiPriority="69"/>
-    <w:lsdException w:name="Dark List Accent 5" w:uiPriority="70"/>
-    <w:lsdException w:name="Colorful Shading Accent 5" w:uiPriority="71"/>
-    <w:lsdException w:name="Colorful List Accent 5" w:uiPriority="72"/>
-    <w:lsdException w:name="Colorful Grid Accent 5" w:uiPriority="73"/>
-    <w:lsdException w:name="Light Shading Accent 6" w:uiPriority="60"/>
-    <w:lsdException w:name="Light List Accent 6" w:uiPriority="61"/>
-    <w:lsdException w:name="Light Grid Accent 6" w:uiPriority="62"/>
-    <w:lsdException w:name="Medium Shading 1 Accent 6" w:uiPriority="63"/>
-    <w:lsdException w:name="Medium Shading 2 Accent 6" w:uiPriority="64"/>
-    <w:lsdException w:name="Medium List 1 Accent 6" w:uiPriority="65"/>
-    <w:lsdException w:name="Medium List 2 Accent 6" w:uiPriority="66"/>
-    <w:lsdException w:name="Medium Grid 1 Accent 6" w:uiPriority="67"/>
-    <w:lsdException w:name="Medium Grid 2 Accent 6" w:uiPriority="68"/>
-    <w:lsdException w:name="Medium Grid 3 Accent 6" w:uiPriority="69"/>
-    <w:lsdException w:name="Dark List Accent 6" w:uiPriority="70"/>
-    <w:lsdException w:name="Colorful Shading Accent 6" w:uiPriority="71"/>
-    <w:lsdException w:name="Colorful List Accent 6" w:uiPriority="72"/>
-    <w:lsdException w:name="Colorful Grid Accent 6" w:uiPriority="73"/>
-    <w:lsdException w:name="Subtle Emphasis" w:uiPriority="19" w:qFormat="1"/>
-    <w:lsdException w:name="Intense Emphasis" w:uiPriority="21" w:qFormat="1"/>
-    <w:lsdException w:name="Subtle Reference" w:uiPriority="31" w:qFormat="1"/>
-    <w:lsdException w:name="Intense Reference" w:uiPriority="32" w:qFormat="1"/>
-    <w:lsdException w:name="Book Title" w:uiPriority="33" w:qFormat="1"/>
-    <w:lsdException w:name="Bibliography" w:semiHidden="1" w:uiPriority="37" w:unhideWhenUsed="1"/>
-    <w:lsdException w:name="TOC Heading" w:semiHidden="1" w:uiPriority="39" w:unhideWhenUsed="1" w:qFormat="1"/>
-    <w:lsdException w:name="Plain Table 1" w:uiPriority="41"/>
-    <w:lsdException w:name="Plain Table 2" w:uiPriority="42"/>
-    <w:lsdException w:name="Plain Table 3" w:uiPriority="43"/>
-    <w:lsdException w:name="Plain Table 4" w:uiPriority="44"/>
-    <w:lsdException w:name="Plain Table 5" w:uiPriority="45"/>
-    <w:lsdException w:name="Grid Table Light" w:uiPriority="40"/>
-    <w:lsdException w:name="Grid Table 1 Light" w:uiPriority="46"/>
-    <w:lsdException w:name="Grid Table 2" w:uiPriority="47"/>
-    <w:lsdException w:name="Grid Table 3" w:uiPriority="48"/>
-    <w:lsdException w:name="Grid Table 4" w:uiPriority="49"/>
-    <w:lsdException w:name="Grid Table 5 Dark" w:uiPriority="50"/>
-    <w:lsdException w:name="Grid Table 6 Colorful" w:uiPriority="51"/>
-    <w:lsdException w:name="Grid Table 7 Colorful" w:uiPriority="52"/>
-    <w:lsdException w:name="Grid Table 1 Light Accent 1" w:uiPriority="46"/>
-    <w:lsdException w:name="Grid Table 2 Accent 1" w:uiPriority="47"/>
-    <w:lsdException w:name="Grid Table 3 Accent 1" w:uiPriority="48"/>
-    <w:lsdException w:name="Grid Table 4 Accent 1" w:uiPriority="49"/>
-    <w:lsdException w:name="Grid Table 5 Dark Accent 1" w:uiPriority="50"/>
-    <w:lsdException w:name="Grid Table 6 Colorful Accent 1" w:uiPriority="51"/>
-    <w:lsdException w:name="Grid Table 7 Colorful Accent 1" w:uiPriority="52"/>
-    <w:lsdException w:name="Grid Table 1 Light Accent 2" w:uiPriority="46"/>
-    <w:lsdException w:name="Grid Table 2 Accent 2" w:uiPriority="47"/>
-    <w:lsdException w:name="Grid Table 3 Accent 2" w:uiPriority="48"/>
-    <w:lsdException w:name="Grid Table 4 Accent 2" w:uiPriority="49"/>
-    <w:lsdException w:name="Grid Table 5 Dark Accent 2" w:uiPriority="50"/>
-    <w:lsdException w:name="Grid Table 6 Colorful Accent 2" w:uiPriority="51"/>
-    <w:lsdException w:name="Grid Table 7 Colorful Accent 2" w:uiPriority="52"/>
-    <w:lsdException w:name="Grid Table 1 Light Accent 3" w:uiPriority="46"/>
-    <w:lsdException w:name="Grid Table 2 Accent 3" w:uiPriority="47"/>
-    <w:lsdException w:name="Grid Table 3 Accent 3" w:uiPriority="48"/>
-    <w:lsdException w:name="Grid Table 4 Accent 3" w:uiPriority="49"/>
-    <w:lsdException w:name="Grid Table 5 Dark Accent 3" w:uiPriority="50"/>
-    <w:lsdException w:name="Grid Table 6 Colorful Accent 3" w:uiPriority="51"/>
-    <w:lsdException w:name="Grid Table 7 Colorful Accent 3" w:uiPriority="52"/>
-    <w:lsdException w:name="Grid Table 1 Light Accent 4" w:uiPriority="46"/>
-    <w:lsdException w:name="Grid Table 2 Accent 4" w:uiPriority="47"/>
-    <w:lsdException w:name="Grid Table 3 Accent 4" w:uiPriority="48"/>
-    <w:lsdException w:name="Grid Table 4 Accent 4" w:uiPriority="49"/>
-    <w:lsdException w:name="Grid Table 5 Dark Accent 4" w:uiPriority="50"/>
-    <w:lsdException w:name="Grid Table 6 Colorful Accent 4" w:uiPriority="51"/>
-    <w:lsdException w:name="Grid Table 7 Colorful Accent 4" w:uiPriority="52"/>
-    <w:lsdException w:name="Grid Table 1 Light Accent 5" w:uiPriority="46"/>
-    <w:lsdException w:name="Grid Table 2 Accent 5" w:uiPriority="47"/>
-    <w:lsdException w:name="Grid Table 3 Accent 5" w:uiPriority="48"/>
-    <w:lsdException w:name="Grid Table 4 Accent 5" w:uiPriority="49"/>
-    <w:lsdException w:name="Grid Table 5 Dark Accent 5" w:uiPriority="50"/>
-    <w:lsdException w:name="Grid Table 6 Colorful Accent 5" w:uiPriority="51"/>
-    <w:lsdException w:name="Grid Table 7 Colorful Accent 5" w:uiPriority="52"/>
-    <w:lsdException w:name="Grid Table 1 Light Accent 6" w:uiPriority="46"/>
-    <w:lsdException w:name="Grid Table 2 Accent 6" w:uiPriority="47"/>
-    <w:lsdException w:name="Grid Table 3 Accent 6" w:uiPriority="48"/>
-    <w:lsdException w:name="Grid Table 4 Accent 6" w:uiPriority="49"/>
-    <w:lsdException w:name="Grid Table 5 Dark Accent 6" w:uiPriority="50"/>
-    <w:lsdException w:name="Grid Table 6 Colorful Accent 6" w:uiPriority="51"/>
-    <w:lsdException w:name="Grid Table 7 Colorful Accent 6" w:uiPriority="52"/>
-    <w:lsdException w:name="List Table 1 Light" w:uiPriority="46"/>
-    <w:lsdException w:name="List Table 2" w:uiPriority="47"/>
-    <w:lsdException w:name="List Table 3" w:uiPriority="48"/>
-    <w:lsdException w:name="List Table 4" w:uiPriority="49"/>
-    <w:lsdException w:name="List Table 5 Dark" w:uiPriority="50"/>
-    <w:lsdException w:name="List Table 6 Colorful" w:uiPriority="51"/>
-    <w:lsdException w:name="List Table 7 Colorful" w:uiPriority="52"/>
-    <w:lsdException w:name="List Table 1 Light Accent 1" w:uiPriority="46"/>
-    <w:lsdException w:name="List Table 2 Accent 1" w:uiPriority="47"/>
-    <w:lsdException w:name="List Table 3 Accent 1" w:uiPriority="48"/>
-    <w:lsdException w:name="List Table 4 Accent 1" w:uiPriority="49"/>
-    <w:lsdException w:name="List Table 5 Dark Accent 1" w:uiPriority="50"/>
-    <w:lsdException w:name="List Table 6 Colorful Accent 1" w:uiPriority="51"/>
-    <w:lsdException w:name="List Table 7 Colorful Accent 1" w:uiPriority="52"/>
-    <w:lsdException w:name="List Table 1 Light Accent 2" w:uiPriority="46"/>
-    <w:lsdException w:name="List Table 2 Accent 2" w:uiPriority="47"/>
-    <w:lsdException w:name="List Table 3 Accent 2" w:uiPriority="48"/>
-    <w:lsdException w:name="List Table 4 Accent 2" w:uiPriority="49"/>
-    <w:lsdException w:name="List Table 5 Dark Accent 2" w:uiPriority="50"/>
-    <w:lsdException w:name="List Table 6 Colorful Accent 2" w:uiPriority="51"/>
-    <w:lsdException w:name="List Table 7 Colorful Accent 2" w:uiPriority="52"/>
-    <w:lsdException w:name="List Table 1 Light Accent 3" w:uiPriority="46"/>
-    <w:lsdException w:name="List Table 2 Accent 3" w:uiPriority="47"/>
-    <w:lsdException w:name="List Table 3 Accent 3" w:uiPriority="48"/>
-    <w:lsdException w:name="List Table 4 Accent 3" w:uiPriority="49"/>
-    <w:lsdException w:name="List Table 5 Dark Accent 3" w:uiPriority="50"/>
-    <w:lsdException w:name="List Table 6 Colorful Accent 3" w:uiPriority="51"/>
-    <w:lsdException w:name="List Table 7 Colorful Accent 3" w:uiPriority="52"/>
-    <w:lsdException w:name="List Table 1 Light Accent 4" w:uiPriority="46"/>
-    <w:lsdException w:name="List Table 2 Accent 4" w:uiPriority="47"/>
-    <w:lsdException w:name="List Table 3 Accent 4" w:uiPriority="48"/>
-    <w:lsdException w:name="List Table 4 Accent 4" w:uiPriority="49"/>
-    <w:lsdException w:name="List Table 5 Dark Accent 4" w:uiPriority="50"/>
-    <w:lsdException w:name="List Table 6 Colorful Accent 4" w:uiPriority="51"/>
-    <w:lsdException w:name="List Table 7 Colorful Accent 4" w:uiPriority="52"/>
-    <w:lsdException w:name="List Table 1 Light Accent 5" w:uiPriority="46"/>
-    <w:lsdException w:name="List Table 2 Accent 5" w:uiPriority="47"/>
-    <w:lsdException w:name="List Table 3 Accent 5" w:uiPriority="48"/>
-    <w:lsdException w:name="List Table 4 Accent 5" w:uiPriority="49"/>
-    <w:lsdException w:name="List Table 5 Dark Accent 5" w:uiPriority="50"/>
-    <w:lsdException w:name="List Table 6 Colorful Accent 5" w:uiPriority="51"/>
-    <w:lsdException w:name="List Table 7 Colorful Accent 5" w:uiPriority="52"/>
-    <w:lsdException w:name="List Table 1 Light Accent 6" w:uiPriority="46"/>
-    <w:lsdException w:name="List Table 2 Accent 6" w:uiPriority="47"/>
-    <w:lsdException w:name="List Table 3 Accent 6" w:uiPriority="48"/>
-    <w:lsdException w:name="List Table 4 Accent 6" w:uiPriority="49"/>
-    <w:lsdException w:name="List Table 5 Dark Accent 6" w:uiPriority="50"/>
-    <w:lsdException w:name="List Table 6 Colorful Accent 6" w:uiPriority="51"/>
-    <w:lsdException w:name="List Table 7 Colorful Accent 6" w:uiPriority="52"/>
-    <w:lsdException w:name="Mention" w:semiHidden="1" w:unhideWhenUsed="1"/>
-    <w:lsdException w:name="Smart Hyperlink" w:semiHidden="1" w:unhideWhenUsed="1"/>
-    <w:lsdException w:name="Hashtag" w:semiHidden="1" w:unhideWhenUsed="1"/>
-    <w:lsdException w:name="Unresolved Mention" w:semiHidden="1" w:unhideWhenUsed="1"/>
-    <w:lsdException w:name="Smart Link" w:semiHidden="1" w:unhideWhenUsed="1"/>
-  </w:latentStyles>
-  <w:style w:type="paragraph" w:default="1" w:styleId="Normal">
-    <w:name w:val="Normal"/>
-    <w:qFormat/>
-  </w:style>
-  <w:style w:type="character" w:default="1" w:styleId="DefaultParagraphFont">
-    <w:name w:val="Default Paragraph Font"/>
-    <w:uiPriority w:val="1"/>
-    <w:semiHidden/>
-    <w:unhideWhenUsed/>
-  </w:style>
-  <w:style w:type="table" w:default="1" w:styleId="TableNormal">
-    <w:name w:val="Normal Table"/>
-    <w:uiPriority w:val="99"/>
-    <w:semiHidden/>
-    <w:unhideWhenUsed/>
-    <w:tblPr>
-      <w:tblInd w:w="0" w:type="dxa"/>
-      <w:tblCellMar>
-        <w:top w:w="0" w:type="dxa"/>
-        <w:left w:w="108" w:type="dxa"/>
-        <w:bottom w:w="0" w:type="dxa"/>
-        <w:right w:w="108" w:type="dxa"/>
-      </w:tblCellMar>
-    </w:tblPr>
-  </w:style>
-  <w:style w:type="numbering" w:default="1" w:styleId="NoList">
-    <w:name w:val="No List"/>
-    <w:uiPriority w:val="99"/>
-    <w:semiHidden/>
-    <w:unhideWhenUsed/>
-  </w:style>
-  <w:style w:type="paragraph" w:customStyle="1" w:styleId="2E92F89D713C3B4DBA531029497EBFC7">
-    <w:name w:val="2E92F89D713C3B4DBA531029497EBFC7"/>
-    <w:rsid w:val="00B652B2"/>
-    <w:pPr>
-      <w:numPr>
-        <w:numId w:val="40"/>
-      </w:numPr>
-      <w:tabs>
-        <w:tab w:val="clear" w:pos="360"/>
-      </w:tabs>
-      <w:spacing w:before="120" w:after="200" w:line="276" w:lineRule="auto"/>
-      <w:ind w:left="288"/>
-    </w:pPr>
-    <w:rPr>
-      <w:rFonts w:eastAsia="Times New Roman" w:cs="Times New Roman"/>
-      <w:b/>
-      <w:caps/>
-      <w:color w:val="000000" w:themeColor="text1"/>
-      <w:sz w:val="20"/>
-    </w:rPr>
-  </w:style>
-  <w:style w:type="paragraph" w:customStyle="1" w:styleId="2B58E1D60AC90E428B088B0EB8990311">
-    <w:name w:val="2B58E1D60AC90E428B088B0EB8990311"/>
-    <w:rsid w:val="00B652B2"/>
-    <w:pPr>
-      <w:numPr>
-        <w:numId w:val="40"/>
-      </w:numPr>
-      <w:tabs>
-        <w:tab w:val="clear" w:pos="360"/>
-      </w:tabs>
-      <w:spacing w:before="120" w:after="200" w:line="276" w:lineRule="auto"/>
-      <w:ind w:left="288"/>
-    </w:pPr>
-    <w:rPr>
-      <w:rFonts w:eastAsia="Times New Roman" w:cs="Times New Roman"/>
-      <w:b/>
-      <w:caps/>
-      <w:color w:val="000000" w:themeColor="text1"/>
-      <w:sz w:val="20"/>
-    </w:rPr>
-  </w:style>
-  <w:style w:type="paragraph" w:customStyle="1" w:styleId="8B1BCF17E433FB4D9AA42999EAF793CE">
-    <w:name w:val="8B1BCF17E433FB4D9AA42999EAF793CE"/>
-    <w:rsid w:val="00B652B2"/>
-    <w:pPr>
-      <w:numPr>
-        <w:numId w:val="40"/>
-      </w:numPr>
-      <w:tabs>
-        <w:tab w:val="clear" w:pos="360"/>
-      </w:tabs>
-      <w:spacing w:before="120" w:after="200" w:line="276" w:lineRule="auto"/>
-      <w:ind w:left="288"/>
-    </w:pPr>
-    <w:rPr>
-      <w:rFonts w:eastAsia="Times New Roman" w:cs="Times New Roman"/>
-      <w:b/>
-      <w:caps/>
-      <w:color w:val="000000" w:themeColor="text1"/>
-      <w:sz w:val="20"/>
-    </w:rPr>
-  </w:style>
-  <w:style w:type="paragraph" w:customStyle="1" w:styleId="899BD9D609B84E459B232CEA6A64F19C">
-    <w:name w:val="899BD9D609B84E459B232CEA6A64F19C"/>
-    <w:rsid w:val="00753A18"/>
-  </w:style>
-  <w:style w:type="paragraph" w:customStyle="1" w:styleId="3AE2F43A71FBF94AB71F9F9C5EA11A5B">
-    <w:name w:val="3AE2F43A71FBF94AB71F9F9C5EA11A5B"/>
-    <w:rsid w:val="00753A18"/>
-  </w:style>
-  <w:style w:type="paragraph" w:customStyle="1" w:styleId="57F9F4F191326C4FB3FA449CCF9909F7">
-    <w:name w:val="57F9F4F191326C4FB3FA449CCF9909F7"/>
-    <w:rsid w:val="00753A18"/>
-  </w:style>
-  <w:style w:type="paragraph" w:customStyle="1" w:styleId="6E3AABAA099E434295AB23BA7D5182B1">
-    <w:name w:val="6E3AABAA099E434295AB23BA7D5182B1"/>
-    <w:rsid w:val="00B652B2"/>
-    <w:pPr>
-      <w:spacing w:before="120" w:after="200" w:line="276" w:lineRule="auto"/>
-      <w:ind w:left="288"/>
-    </w:pPr>
-    <w:rPr>
-      <w:rFonts w:eastAsia="Times New Roman" w:cs="Times New Roman"/>
-      <w:color w:val="000000" w:themeColor="text1"/>
-      <w:sz w:val="18"/>
-    </w:rPr>
-  </w:style>
-  <w:style w:type="paragraph" w:customStyle="1" w:styleId="A68C864DCA9A284BBA12D351CF7A1728">
-    <w:name w:val="A68C864DCA9A284BBA12D351CF7A1728"/>
-    <w:rsid w:val="00B652B2"/>
-    <w:pPr>
-      <w:spacing w:before="120" w:after="200" w:line="276" w:lineRule="auto"/>
-      <w:ind w:left="288"/>
-    </w:pPr>
-    <w:rPr>
-      <w:rFonts w:eastAsia="Times New Roman" w:cs="Times New Roman"/>
-      <w:color w:val="000000" w:themeColor="text1"/>
-      <w:sz w:val="18"/>
-    </w:rPr>
-  </w:style>
-  <w:style w:type="paragraph" w:customStyle="1" w:styleId="1AE4A082DF3D8E48A0ECF1537DBF2EB6">
-    <w:name w:val="1AE4A082DF3D8E48A0ECF1537DBF2EB6"/>
-    <w:rsid w:val="00753A18"/>
-  </w:style>
-  <w:style w:type="paragraph" w:customStyle="1" w:styleId="08C7CA7BE57AF746887F6799C51C3DF7">
-    <w:name w:val="08C7CA7BE57AF746887F6799C51C3DF7"/>
-    <w:rsid w:val="00B652B2"/>
-    <w:pPr>
-      <w:numPr>
-        <w:numId w:val="40"/>
-      </w:numPr>
-      <w:tabs>
-        <w:tab w:val="clear" w:pos="360"/>
-      </w:tabs>
-      <w:spacing w:before="120" w:after="200" w:line="276" w:lineRule="auto"/>
-      <w:ind w:left="288"/>
-    </w:pPr>
-    <w:rPr>
-      <w:rFonts w:eastAsia="Times New Roman" w:cs="Times New Roman"/>
-      <w:b/>
-      <w:caps/>
-      <w:color w:val="000000" w:themeColor="text1"/>
-      <w:sz w:val="20"/>
-    </w:rPr>
-  </w:style>
-  <w:style w:type="paragraph" w:customStyle="1" w:styleId="D7D17EEA37A4DE4595B5916591CCE74F">
-    <w:name w:val="D7D17EEA37A4DE4595B5916591CCE74F"/>
-    <w:rsid w:val="00B652B2"/>
-    <w:pPr>
-      <w:numPr>
-        <w:numId w:val="40"/>
-      </w:numPr>
-      <w:tabs>
-        <w:tab w:val="clear" w:pos="360"/>
-      </w:tabs>
-      <w:spacing w:before="120" w:after="200" w:line="276" w:lineRule="auto"/>
-      <w:ind w:left="288"/>
-    </w:pPr>
-    <w:rPr>
-      <w:rFonts w:eastAsia="Times New Roman" w:cs="Times New Roman"/>
-      <w:b/>
-      <w:caps/>
-      <w:color w:val="000000" w:themeColor="text1"/>
-      <w:sz w:val="20"/>
-    </w:rPr>
-  </w:style>
-  <w:style w:type="paragraph" w:customStyle="1" w:styleId="A77EB542AF007C4EB02C94C305DEE1F2">
-    <w:name w:val="A77EB542AF007C4EB02C94C305DEE1F2"/>
-    <w:rsid w:val="00B652B2"/>
-    <w:pPr>
-      <w:numPr>
-        <w:numId w:val="40"/>
-      </w:numPr>
-      <w:tabs>
-        <w:tab w:val="clear" w:pos="360"/>
-      </w:tabs>
-      <w:spacing w:before="120" w:after="200" w:line="276" w:lineRule="auto"/>
-      <w:ind w:left="288"/>
-    </w:pPr>
-    <w:rPr>
-      <w:rFonts w:eastAsia="Times New Roman" w:cs="Times New Roman"/>
-      <w:b/>
-      <w:caps/>
-      <w:color w:val="000000" w:themeColor="text1"/>
-      <w:sz w:val="20"/>
-    </w:rPr>
-  </w:style>
-  <w:style w:type="paragraph" w:customStyle="1" w:styleId="770A2AA82887489DA2643FE46CE30D51">
-    <w:name w:val="770A2AA82887489DA2643FE46CE30D51"/>
-    <w:rsid w:val="00B652B2"/>
-    <w:pPr>
-      <w:spacing w:before="120" w:after="200" w:line="276" w:lineRule="auto"/>
-      <w:ind w:left="288"/>
-    </w:pPr>
-    <w:rPr>
-      <w:rFonts w:eastAsia="Times New Roman" w:cs="Times New Roman"/>
-      <w:color w:val="000000" w:themeColor="text1"/>
-      <w:sz w:val="18"/>
-    </w:rPr>
-  </w:style>
-  <w:style w:type="paragraph" w:customStyle="1" w:styleId="68A7CD4F9DAABA4D8132E47503587535">
-    <w:name w:val="68A7CD4F9DAABA4D8132E47503587535"/>
-    <w:rsid w:val="00B652B2"/>
-    <w:pPr>
-      <w:spacing w:before="120" w:after="200" w:line="276" w:lineRule="auto"/>
-      <w:ind w:left="288"/>
-    </w:pPr>
-    <w:rPr>
-      <w:rFonts w:eastAsia="Times New Roman" w:cs="Times New Roman"/>
-      <w:color w:val="000000" w:themeColor="text1"/>
-      <w:sz w:val="18"/>
-    </w:rPr>
-  </w:style>
-  <w:style w:type="paragraph" w:customStyle="1" w:styleId="23F778DC07E89A499B6E73C30F3A53E0">
-    <w:name w:val="23F778DC07E89A499B6E73C30F3A53E0"/>
-    <w:rsid w:val="00B652B2"/>
-    <w:pPr>
-      <w:spacing w:before="120" w:after="200" w:line="276" w:lineRule="auto"/>
-      <w:ind w:left="288"/>
-    </w:pPr>
-    <w:rPr>
-      <w:rFonts w:eastAsia="Times New Roman" w:cs="Times New Roman"/>
-      <w:color w:val="000000" w:themeColor="text1"/>
-      <w:sz w:val="18"/>
-    </w:rPr>
-  </w:style>
-  <w:style w:type="paragraph" w:customStyle="1" w:styleId="DD0150EB563BA4428EEC9ED25E213549">
-    <w:name w:val="DD0150EB563BA4428EEC9ED25E213549"/>
-    <w:rsid w:val="00B652B2"/>
-    <w:pPr>
-      <w:spacing w:before="120" w:after="200" w:line="276" w:lineRule="auto"/>
-      <w:ind w:left="288"/>
-    </w:pPr>
-    <w:rPr>
-      <w:rFonts w:eastAsia="Times New Roman" w:cs="Times New Roman"/>
-      <w:color w:val="000000" w:themeColor="text1"/>
-      <w:sz w:val="18"/>
-    </w:rPr>
-  </w:style>
-  <w:style w:type="paragraph" w:customStyle="1" w:styleId="14C095B2139ED3409E3B955B0D9A6EEB">
-    <w:name w:val="14C095B2139ED3409E3B955B0D9A6EEB"/>
-    <w:rsid w:val="00B652B2"/>
-    <w:pPr>
-      <w:spacing w:before="120" w:after="200" w:line="276" w:lineRule="auto"/>
-      <w:ind w:left="288"/>
-    </w:pPr>
-    <w:rPr>
-      <w:rFonts w:eastAsia="Times New Roman" w:cs="Times New Roman"/>
-      <w:color w:val="000000" w:themeColor="text1"/>
-      <w:sz w:val="18"/>
-    </w:rPr>
-  </w:style>
-  <w:style w:type="paragraph" w:customStyle="1" w:styleId="A7054E445AC64B84B74541438476EA17">
-    <w:name w:val="A7054E445AC64B84B74541438476EA17"/>
-    <w:rsid w:val="00B652B2"/>
-    <w:pPr>
-      <w:spacing w:before="120" w:after="200" w:line="276" w:lineRule="auto"/>
-      <w:ind w:left="288"/>
-    </w:pPr>
-    <w:rPr>
-      <w:rFonts w:eastAsia="Times New Roman" w:cs="Times New Roman"/>
-      <w:color w:val="000000" w:themeColor="text1"/>
-      <w:sz w:val="18"/>
-    </w:rPr>
-  </w:style>
-  <w:style w:type="paragraph" w:customStyle="1" w:styleId="B8B4AB513B2E4851A58248C250B1BEDC">
-    <w:name w:val="B8B4AB513B2E4851A58248C250B1BEDC"/>
-    <w:rsid w:val="00B652B2"/>
-    <w:pPr>
-      <w:framePr w:wrap="around" w:vAnchor="page" w:hAnchor="text" w:xAlign="right" w:y="318"/>
-      <w:spacing w:before="120" w:line="312" w:lineRule="auto"/>
-      <w:ind w:left="432" w:hanging="432"/>
-    </w:pPr>
-    <w:rPr>
-      <w:rFonts w:asciiTheme="majorHAnsi" w:eastAsia="Times New Roman" w:hAnsiTheme="majorHAnsi" w:cs="Times New Roman"/>
-      <w:sz w:val="18"/>
-    </w:rPr>
-  </w:style>
-  <w:style w:type="paragraph" w:customStyle="1" w:styleId="81CE549E0A3D453E85CA8DB5A65E988B">
-    <w:name w:val="81CE549E0A3D453E85CA8DB5A65E988B"/>
-    <w:rsid w:val="00B652B2"/>
-    <w:pPr>
-      <w:framePr w:wrap="around" w:vAnchor="page" w:hAnchor="text" w:xAlign="right" w:y="318"/>
-      <w:spacing w:before="120" w:line="312" w:lineRule="auto"/>
-      <w:ind w:left="432" w:hanging="432"/>
-    </w:pPr>
-    <w:rPr>
-      <w:rFonts w:asciiTheme="majorHAnsi" w:eastAsia="Times New Roman" w:hAnsiTheme="majorHAnsi" w:cs="Times New Roman"/>
-      <w:sz w:val="18"/>
-    </w:rPr>
-  </w:style>
-  <w:style w:type="paragraph" w:customStyle="1" w:styleId="A6189238DF919A44A133BB9A189582D2">
-    <w:name w:val="A6189238DF919A44A133BB9A189582D2"/>
-    <w:rsid w:val="00753A18"/>
-  </w:style>
-  <w:style w:type="character" w:styleId="PlaceholderText">
-    <w:name w:val="Placeholder Text"/>
-    <w:basedOn w:val="DefaultParagraphFont"/>
-    <w:uiPriority w:val="99"/>
-    <w:semiHidden/>
-    <w:rsid w:val="00133732"/>
-    <w:rPr>
-      <w:rFonts w:ascii="Times New Roman" w:hAnsi="Times New Roman" w:cs="Times New Roman"/>
-      <w:color w:val="595959" w:themeColor="text1" w:themeTint="A6"/>
-    </w:rPr>
-  </w:style>
-  <w:style w:type="paragraph" w:customStyle="1" w:styleId="61E082321F7C4816BAA5B2CCCDBD4980">
-    <w:name w:val="61E082321F7C4816BAA5B2CCCDBD4980"/>
-    <w:rsid w:val="00B652B2"/>
-    <w:pPr>
-      <w:framePr w:wrap="around" w:vAnchor="page" w:hAnchor="text" w:xAlign="right" w:y="318"/>
-      <w:spacing w:before="120" w:line="312" w:lineRule="auto"/>
-      <w:ind w:left="432" w:hanging="432"/>
-    </w:pPr>
-    <w:rPr>
-      <w:rFonts w:asciiTheme="majorHAnsi" w:eastAsia="Times New Roman" w:hAnsiTheme="majorHAnsi" w:cs="Times New Roman"/>
-      <w:sz w:val="18"/>
-    </w:rPr>
-  </w:style>
-  <w:style w:type="paragraph" w:customStyle="1" w:styleId="2E92F89D713C3B4DBA531029497EBFC71">
-    <w:name w:val="2E92F89D713C3B4DBA531029497EBFC71"/>
-    <w:rsid w:val="00B652B2"/>
-    <w:pPr>
-      <w:numPr>
-        <w:numId w:val="40"/>
-      </w:numPr>
-      <w:tabs>
-        <w:tab w:val="clear" w:pos="360"/>
-      </w:tabs>
-      <w:spacing w:before="120" w:after="200" w:line="276" w:lineRule="auto"/>
-      <w:ind w:left="288"/>
-    </w:pPr>
-    <w:rPr>
-      <w:rFonts w:eastAsia="Times New Roman" w:cs="Times New Roman"/>
-      <w:b/>
-      <w:caps/>
-      <w:color w:val="000000" w:themeColor="text1"/>
-      <w:sz w:val="20"/>
-    </w:rPr>
-  </w:style>
-  <w:style w:type="paragraph" w:customStyle="1" w:styleId="2B58E1D60AC90E428B088B0EB89903111">
-    <w:name w:val="2B58E1D60AC90E428B088B0EB89903111"/>
-    <w:rsid w:val="00B652B2"/>
-    <w:pPr>
-      <w:numPr>
-        <w:numId w:val="40"/>
-      </w:numPr>
-      <w:tabs>
-        <w:tab w:val="clear" w:pos="360"/>
-      </w:tabs>
-      <w:spacing w:before="120" w:after="200" w:line="276" w:lineRule="auto"/>
-      <w:ind w:left="288"/>
-    </w:pPr>
-    <w:rPr>
-      <w:rFonts w:eastAsia="Times New Roman" w:cs="Times New Roman"/>
-      <w:b/>
-      <w:caps/>
-      <w:color w:val="000000" w:themeColor="text1"/>
-      <w:sz w:val="20"/>
-    </w:rPr>
-  </w:style>
-  <w:style w:type="paragraph" w:customStyle="1" w:styleId="8B1BCF17E433FB4D9AA42999EAF793CE1">
-    <w:name w:val="8B1BCF17E433FB4D9AA42999EAF793CE1"/>
-    <w:rsid w:val="00B652B2"/>
-    <w:pPr>
-      <w:numPr>
-        <w:numId w:val="40"/>
-      </w:numPr>
-      <w:tabs>
-        <w:tab w:val="clear" w:pos="360"/>
-      </w:tabs>
-      <w:spacing w:before="120" w:after="200" w:line="276" w:lineRule="auto"/>
-      <w:ind w:left="288"/>
-    </w:pPr>
-    <w:rPr>
-      <w:rFonts w:eastAsia="Times New Roman" w:cs="Times New Roman"/>
-      <w:b/>
-      <w:caps/>
-      <w:color w:val="000000" w:themeColor="text1"/>
-      <w:sz w:val="20"/>
-    </w:rPr>
-  </w:style>
-  <w:style w:type="paragraph" w:customStyle="1" w:styleId="6E3AABAA099E434295AB23BA7D5182B12">
-    <w:name w:val="6E3AABAA099E434295AB23BA7D5182B12"/>
-    <w:rsid w:val="00B652B2"/>
-    <w:pPr>
-      <w:spacing w:before="120" w:after="200" w:line="276" w:lineRule="auto"/>
-      <w:ind w:left="288"/>
-    </w:pPr>
-    <w:rPr>
-      <w:rFonts w:eastAsia="Times New Roman" w:cs="Times New Roman"/>
-      <w:color w:val="000000" w:themeColor="text1"/>
-      <w:sz w:val="18"/>
-    </w:rPr>
-  </w:style>
-  <w:style w:type="paragraph" w:customStyle="1" w:styleId="A68C864DCA9A284BBA12D351CF7A17281">
-    <w:name w:val="A68C864DCA9A284BBA12D351CF7A17281"/>
-    <w:rsid w:val="00B652B2"/>
-    <w:pPr>
-      <w:spacing w:before="120" w:after="200" w:line="276" w:lineRule="auto"/>
-      <w:ind w:left="288"/>
-    </w:pPr>
-    <w:rPr>
-      <w:rFonts w:eastAsia="Times New Roman" w:cs="Times New Roman"/>
-      <w:color w:val="000000" w:themeColor="text1"/>
-      <w:sz w:val="18"/>
-    </w:rPr>
-  </w:style>
-  <w:style w:type="paragraph" w:customStyle="1" w:styleId="08C7CA7BE57AF746887F6799C51C3DF71">
-    <w:name w:val="08C7CA7BE57AF746887F6799C51C3DF71"/>
-    <w:rsid w:val="00B652B2"/>
-    <w:pPr>
-      <w:numPr>
-        <w:numId w:val="40"/>
-      </w:numPr>
-      <w:tabs>
-        <w:tab w:val="clear" w:pos="360"/>
-      </w:tabs>
-      <w:spacing w:before="120" w:after="200" w:line="276" w:lineRule="auto"/>
-      <w:ind w:left="288"/>
-    </w:pPr>
-    <w:rPr>
-      <w:rFonts w:eastAsia="Times New Roman" w:cs="Times New Roman"/>
-      <w:b/>
-      <w:caps/>
-      <w:color w:val="000000" w:themeColor="text1"/>
-      <w:sz w:val="20"/>
-    </w:rPr>
-  </w:style>
-  <w:style w:type="paragraph" w:customStyle="1" w:styleId="D7D17EEA37A4DE4595B5916591CCE74F1">
-    <w:name w:val="D7D17EEA37A4DE4595B5916591CCE74F1"/>
-    <w:rsid w:val="00B652B2"/>
-    <w:pPr>
-      <w:numPr>
-        <w:numId w:val="40"/>
-      </w:numPr>
-      <w:tabs>
-        <w:tab w:val="clear" w:pos="360"/>
-      </w:tabs>
-      <w:spacing w:before="120" w:after="200" w:line="276" w:lineRule="auto"/>
-      <w:ind w:left="288"/>
-    </w:pPr>
-    <w:rPr>
-      <w:rFonts w:eastAsia="Times New Roman" w:cs="Times New Roman"/>
-      <w:b/>
-      <w:caps/>
-      <w:color w:val="000000" w:themeColor="text1"/>
-      <w:sz w:val="20"/>
-    </w:rPr>
-  </w:style>
-  <w:style w:type="paragraph" w:customStyle="1" w:styleId="A77EB542AF007C4EB02C94C305DEE1F21">
-    <w:name w:val="A77EB542AF007C4EB02C94C305DEE1F21"/>
-    <w:rsid w:val="00B652B2"/>
-    <w:pPr>
-      <w:numPr>
-        <w:numId w:val="40"/>
-      </w:numPr>
-      <w:tabs>
-        <w:tab w:val="clear" w:pos="360"/>
-      </w:tabs>
-      <w:spacing w:before="120" w:after="200" w:line="276" w:lineRule="auto"/>
-      <w:ind w:left="288"/>
-    </w:pPr>
-    <w:rPr>
-      <w:rFonts w:eastAsia="Times New Roman" w:cs="Times New Roman"/>
-      <w:b/>
-      <w:caps/>
-      <w:color w:val="000000" w:themeColor="text1"/>
-      <w:sz w:val="20"/>
-    </w:rPr>
-  </w:style>
-  <w:style w:type="paragraph" w:customStyle="1" w:styleId="770A2AA82887489DA2643FE46CE30D511">
-    <w:name w:val="770A2AA82887489DA2643FE46CE30D511"/>
-    <w:rsid w:val="00B652B2"/>
-    <w:pPr>
-      <w:spacing w:before="120" w:after="200" w:line="276" w:lineRule="auto"/>
-      <w:ind w:left="288"/>
-    </w:pPr>
-    <w:rPr>
-      <w:rFonts w:eastAsia="Times New Roman" w:cs="Times New Roman"/>
-      <w:color w:val="000000" w:themeColor="text1"/>
-      <w:sz w:val="18"/>
-    </w:rPr>
-  </w:style>
-  <w:style w:type="paragraph" w:customStyle="1" w:styleId="68A7CD4F9DAABA4D8132E475035875351">
-    <w:name w:val="68A7CD4F9DAABA4D8132E475035875351"/>
-    <w:rsid w:val="00B652B2"/>
-    <w:pPr>
-      <w:spacing w:before="120" w:after="200" w:line="276" w:lineRule="auto"/>
-      <w:ind w:left="288"/>
-    </w:pPr>
-    <w:rPr>
-      <w:rFonts w:eastAsia="Times New Roman" w:cs="Times New Roman"/>
-      <w:color w:val="000000" w:themeColor="text1"/>
-      <w:sz w:val="18"/>
-    </w:rPr>
-  </w:style>
-  <w:style w:type="paragraph" w:customStyle="1" w:styleId="23F778DC07E89A499B6E73C30F3A53E01">
-    <w:name w:val="23F778DC07E89A499B6E73C30F3A53E01"/>
-    <w:rsid w:val="00B652B2"/>
-    <w:pPr>
-      <w:spacing w:before="120" w:after="200" w:line="276" w:lineRule="auto"/>
-      <w:ind w:left="288"/>
-    </w:pPr>
-    <w:rPr>
-      <w:rFonts w:eastAsia="Times New Roman" w:cs="Times New Roman"/>
-      <w:color w:val="000000" w:themeColor="text1"/>
-      <w:sz w:val="18"/>
-    </w:rPr>
-  </w:style>
-  <w:style w:type="paragraph" w:customStyle="1" w:styleId="DD0150EB563BA4428EEC9ED25E2135491">
-    <w:name w:val="DD0150EB563BA4428EEC9ED25E2135491"/>
-    <w:rsid w:val="00B652B2"/>
-    <w:pPr>
-      <w:spacing w:before="120" w:after="200" w:line="276" w:lineRule="auto"/>
-      <w:ind w:left="288"/>
-    </w:pPr>
-    <w:rPr>
-      <w:rFonts w:eastAsia="Times New Roman" w:cs="Times New Roman"/>
-      <w:color w:val="000000" w:themeColor="text1"/>
-      <w:sz w:val="18"/>
-    </w:rPr>
-  </w:style>
-  <w:style w:type="paragraph" w:customStyle="1" w:styleId="14C095B2139ED3409E3B955B0D9A6EEB1">
-    <w:name w:val="14C095B2139ED3409E3B955B0D9A6EEB1"/>
-    <w:rsid w:val="00B652B2"/>
-    <w:pPr>
-      <w:spacing w:before="120" w:after="200" w:line="276" w:lineRule="auto"/>
-      <w:ind w:left="288"/>
-    </w:pPr>
-    <w:rPr>
-      <w:rFonts w:eastAsia="Times New Roman" w:cs="Times New Roman"/>
-      <w:color w:val="000000" w:themeColor="text1"/>
-      <w:sz w:val="18"/>
-    </w:rPr>
-  </w:style>
-  <w:style w:type="paragraph" w:customStyle="1" w:styleId="A7054E445AC64B84B74541438476EA171">
-    <w:name w:val="A7054E445AC64B84B74541438476EA171"/>
-    <w:rsid w:val="00B652B2"/>
-    <w:pPr>
-      <w:spacing w:before="120" w:after="200" w:line="276" w:lineRule="auto"/>
-      <w:ind w:left="288"/>
-    </w:pPr>
-    <w:rPr>
-      <w:rFonts w:eastAsia="Times New Roman" w:cs="Times New Roman"/>
-      <w:color w:val="000000" w:themeColor="text1"/>
-      <w:sz w:val="18"/>
-    </w:rPr>
-  </w:style>
-  <w:style w:type="paragraph" w:customStyle="1" w:styleId="B8B4AB513B2E4851A58248C250B1BEDC2">
-    <w:name w:val="B8B4AB513B2E4851A58248C250B1BEDC2"/>
-    <w:rsid w:val="00B652B2"/>
-    <w:pPr>
-      <w:framePr w:wrap="around" w:vAnchor="page" w:hAnchor="text" w:xAlign="right" w:y="318"/>
-      <w:spacing w:before="120" w:line="312" w:lineRule="auto"/>
-      <w:ind w:left="432" w:hanging="432"/>
-    </w:pPr>
-    <w:rPr>
-      <w:rFonts w:asciiTheme="majorHAnsi" w:eastAsia="Times New Roman" w:hAnsiTheme="majorHAnsi" w:cs="Times New Roman"/>
-      <w:sz w:val="18"/>
-    </w:rPr>
-  </w:style>
-  <w:style w:type="paragraph" w:customStyle="1" w:styleId="81CE549E0A3D453E85CA8DB5A65E988B2">
-    <w:name w:val="81CE549E0A3D453E85CA8DB5A65E988B2"/>
-    <w:rsid w:val="00B652B2"/>
-    <w:pPr>
-      <w:framePr w:wrap="around" w:vAnchor="page" w:hAnchor="text" w:xAlign="right" w:y="318"/>
-      <w:spacing w:before="120" w:line="312" w:lineRule="auto"/>
-      <w:ind w:left="432" w:hanging="432"/>
-    </w:pPr>
-    <w:rPr>
-      <w:rFonts w:asciiTheme="majorHAnsi" w:eastAsia="Times New Roman" w:hAnsiTheme="majorHAnsi" w:cs="Times New Roman"/>
-      <w:sz w:val="18"/>
-    </w:rPr>
-  </w:style>
-  <w:style w:type="paragraph" w:customStyle="1" w:styleId="61E082321F7C4816BAA5B2CCCDBD49802">
-    <w:name w:val="61E082321F7C4816BAA5B2CCCDBD49802"/>
-    <w:rsid w:val="00B652B2"/>
-    <w:pPr>
-      <w:framePr w:wrap="around" w:vAnchor="page" w:hAnchor="text" w:xAlign="right" w:y="318"/>
-      <w:spacing w:before="120" w:line="312" w:lineRule="auto"/>
-      <w:ind w:left="432" w:hanging="432"/>
-    </w:pPr>
-    <w:rPr>
-      <w:rFonts w:asciiTheme="majorHAnsi" w:eastAsia="Times New Roman" w:hAnsiTheme="majorHAnsi" w:cs="Times New Roman"/>
-      <w:sz w:val="18"/>
-    </w:rPr>
-  </w:style>
-  <w:style w:type="character" w:styleId="Emphasis">
-    <w:name w:val="Emphasis"/>
-    <w:basedOn w:val="DefaultParagraphFont"/>
-    <w:uiPriority w:val="15"/>
-    <w:rsid w:val="00B652B2"/>
-    <w:rPr>
-      <w:rFonts w:asciiTheme="minorHAnsi" w:hAnsiTheme="minorHAnsi" w:cs="Times New Roman"/>
-      <w:b/>
-      <w:i w:val="0"/>
-      <w:iCs/>
-      <w:color w:val="FFFFFF" w:themeColor="background1"/>
-    </w:rPr>
-  </w:style>
-  <w:style w:type="paragraph" w:customStyle="1" w:styleId="B89B312E82FF4CD7992C0E8D1888E4A8">
-    <w:name w:val="B89B312E82FF4CD7992C0E8D1888E4A8"/>
-    <w:rsid w:val="00133732"/>
-    <w:pPr>
-      <w:spacing w:after="160" w:line="259" w:lineRule="auto"/>
-    </w:pPr>
-    <w:rPr>
-      <w:sz w:val="22"/>
-      <w:szCs w:val="22"/>
-    </w:rPr>
-  </w:style>
-  <w:style w:type="paragraph" w:customStyle="1" w:styleId="76F89907C5F6436EB7C0BABEDFFEAC43">
-    <w:name w:val="76F89907C5F6436EB7C0BABEDFFEAC43"/>
-    <w:rsid w:val="00133732"/>
-    <w:pPr>
-      <w:spacing w:after="160" w:line="259" w:lineRule="auto"/>
-    </w:pPr>
-    <w:rPr>
-      <w:sz w:val="22"/>
-      <w:szCs w:val="22"/>
-    </w:rPr>
-  </w:style>
-  <w:style w:type="paragraph" w:customStyle="1" w:styleId="9EFFE87351ED485B9A60C4EC22313B9E">
-    <w:name w:val="9EFFE87351ED485B9A60C4EC22313B9E"/>
-    <w:rsid w:val="00133732"/>
-    <w:pPr>
-      <w:spacing w:after="160" w:line="259" w:lineRule="auto"/>
-    </w:pPr>
-    <w:rPr>
-      <w:sz w:val="22"/>
-      <w:szCs w:val="22"/>
-    </w:rPr>
-  </w:style>
-  <w:style w:type="paragraph" w:customStyle="1" w:styleId="2E92F89D713C3B4DBA531029497EBFC73">
-    <w:name w:val="2E92F89D713C3B4DBA531029497EBFC73"/>
-    <w:rsid w:val="00B652B2"/>
-    <w:pPr>
-      <w:numPr>
-        <w:numId w:val="40"/>
-      </w:numPr>
-      <w:tabs>
-        <w:tab w:val="clear" w:pos="360"/>
-      </w:tabs>
-      <w:spacing w:before="120" w:after="200" w:line="276" w:lineRule="auto"/>
-      <w:ind w:left="288"/>
-    </w:pPr>
-    <w:rPr>
-      <w:rFonts w:eastAsia="Times New Roman" w:cs="Times New Roman"/>
-      <w:b/>
-      <w:caps/>
-      <w:color w:val="000000" w:themeColor="text1"/>
-      <w:sz w:val="20"/>
-    </w:rPr>
-  </w:style>
-  <w:style w:type="paragraph" w:customStyle="1" w:styleId="2B58E1D60AC90E428B088B0EB89903113">
-    <w:name w:val="2B58E1D60AC90E428B088B0EB89903113"/>
-    <w:rsid w:val="00B652B2"/>
-    <w:pPr>
-      <w:numPr>
-        <w:numId w:val="40"/>
-      </w:numPr>
-      <w:tabs>
-        <w:tab w:val="clear" w:pos="360"/>
-      </w:tabs>
-      <w:spacing w:before="120" w:after="200" w:line="276" w:lineRule="auto"/>
-      <w:ind w:left="288"/>
-    </w:pPr>
-    <w:rPr>
-      <w:rFonts w:eastAsia="Times New Roman" w:cs="Times New Roman"/>
-      <w:b/>
-      <w:caps/>
-      <w:color w:val="000000" w:themeColor="text1"/>
-      <w:sz w:val="20"/>
-    </w:rPr>
-  </w:style>
-  <w:style w:type="paragraph" w:customStyle="1" w:styleId="8B1BCF17E433FB4D9AA42999EAF793CE3">
-    <w:name w:val="8B1BCF17E433FB4D9AA42999EAF793CE3"/>
-    <w:rsid w:val="00B652B2"/>
-    <w:pPr>
-      <w:numPr>
-        <w:numId w:val="40"/>
-      </w:numPr>
-      <w:tabs>
-        <w:tab w:val="clear" w:pos="360"/>
-      </w:tabs>
-      <w:spacing w:before="120" w:after="200" w:line="276" w:lineRule="auto"/>
-      <w:ind w:left="288"/>
-    </w:pPr>
-    <w:rPr>
-      <w:rFonts w:eastAsia="Times New Roman" w:cs="Times New Roman"/>
-      <w:b/>
-      <w:caps/>
-      <w:color w:val="000000" w:themeColor="text1"/>
-      <w:sz w:val="20"/>
-    </w:rPr>
-  </w:style>
-  <w:style w:type="paragraph" w:customStyle="1" w:styleId="6E3AABAA099E434295AB23BA7D5182B11">
-    <w:name w:val="6E3AABAA099E434295AB23BA7D5182B11"/>
-    <w:rsid w:val="00B652B2"/>
-    <w:pPr>
-      <w:spacing w:before="120" w:after="200" w:line="276" w:lineRule="auto"/>
-      <w:ind w:left="288"/>
-    </w:pPr>
-    <w:rPr>
-      <w:rFonts w:eastAsia="Times New Roman" w:cs="Times New Roman"/>
-      <w:color w:val="000000" w:themeColor="text1"/>
-      <w:sz w:val="18"/>
-    </w:rPr>
-  </w:style>
-  <w:style w:type="paragraph" w:customStyle="1" w:styleId="A68C864DCA9A284BBA12D351CF7A17283">
-    <w:name w:val="A68C864DCA9A284BBA12D351CF7A17283"/>
-    <w:rsid w:val="00B652B2"/>
-    <w:pPr>
-      <w:spacing w:before="120" w:after="200" w:line="276" w:lineRule="auto"/>
-      <w:ind w:left="288"/>
-    </w:pPr>
-    <w:rPr>
-      <w:rFonts w:eastAsia="Times New Roman" w:cs="Times New Roman"/>
-      <w:color w:val="000000" w:themeColor="text1"/>
-      <w:sz w:val="18"/>
-    </w:rPr>
-  </w:style>
-  <w:style w:type="paragraph" w:customStyle="1" w:styleId="08C7CA7BE57AF746887F6799C51C3DF73">
-    <w:name w:val="08C7CA7BE57AF746887F6799C51C3DF73"/>
-    <w:rsid w:val="00B652B2"/>
-    <w:pPr>
-      <w:numPr>
-        <w:numId w:val="40"/>
-      </w:numPr>
-      <w:tabs>
-        <w:tab w:val="clear" w:pos="360"/>
-      </w:tabs>
-      <w:spacing w:before="120" w:after="200" w:line="276" w:lineRule="auto"/>
-      <w:ind w:left="288"/>
-    </w:pPr>
-    <w:rPr>
-      <w:rFonts w:eastAsia="Times New Roman" w:cs="Times New Roman"/>
-      <w:b/>
-      <w:caps/>
-      <w:color w:val="000000" w:themeColor="text1"/>
-      <w:sz w:val="20"/>
-    </w:rPr>
-  </w:style>
-  <w:style w:type="paragraph" w:customStyle="1" w:styleId="D7D17EEA37A4DE4595B5916591CCE74F3">
-    <w:name w:val="D7D17EEA37A4DE4595B5916591CCE74F3"/>
-    <w:rsid w:val="00B652B2"/>
-    <w:pPr>
-      <w:numPr>
-        <w:numId w:val="40"/>
-      </w:numPr>
-      <w:tabs>
-        <w:tab w:val="clear" w:pos="360"/>
-      </w:tabs>
-      <w:spacing w:before="120" w:after="200" w:line="276" w:lineRule="auto"/>
-      <w:ind w:left="288"/>
-    </w:pPr>
-    <w:rPr>
-      <w:rFonts w:eastAsia="Times New Roman" w:cs="Times New Roman"/>
-      <w:b/>
-      <w:caps/>
-      <w:color w:val="000000" w:themeColor="text1"/>
-      <w:sz w:val="20"/>
-    </w:rPr>
-  </w:style>
-  <w:style w:type="paragraph" w:customStyle="1" w:styleId="A77EB542AF007C4EB02C94C305DEE1F23">
-    <w:name w:val="A77EB542AF007C4EB02C94C305DEE1F23"/>
-    <w:rsid w:val="00B652B2"/>
-    <w:pPr>
-      <w:numPr>
-        <w:numId w:val="40"/>
-      </w:numPr>
-      <w:tabs>
-        <w:tab w:val="clear" w:pos="360"/>
-      </w:tabs>
-      <w:spacing w:before="120" w:after="200" w:line="276" w:lineRule="auto"/>
-      <w:ind w:left="288"/>
-    </w:pPr>
-    <w:rPr>
-      <w:rFonts w:eastAsia="Times New Roman" w:cs="Times New Roman"/>
-      <w:b/>
-      <w:caps/>
-      <w:color w:val="000000" w:themeColor="text1"/>
-      <w:sz w:val="20"/>
-    </w:rPr>
-  </w:style>
-  <w:style w:type="paragraph" w:customStyle="1" w:styleId="770A2AA82887489DA2643FE46CE30D513">
-    <w:name w:val="770A2AA82887489DA2643FE46CE30D513"/>
-    <w:rsid w:val="00B652B2"/>
-    <w:pPr>
-      <w:spacing w:before="120" w:after="200" w:line="276" w:lineRule="auto"/>
-      <w:ind w:left="288"/>
-    </w:pPr>
-    <w:rPr>
-      <w:rFonts w:eastAsia="Times New Roman" w:cs="Times New Roman"/>
-      <w:color w:val="000000" w:themeColor="text1"/>
-      <w:sz w:val="18"/>
-    </w:rPr>
-  </w:style>
-  <w:style w:type="paragraph" w:customStyle="1" w:styleId="68A7CD4F9DAABA4D8132E475035875353">
-    <w:name w:val="68A7CD4F9DAABA4D8132E475035875353"/>
-    <w:rsid w:val="00B652B2"/>
-    <w:pPr>
-      <w:spacing w:before="120" w:after="200" w:line="276" w:lineRule="auto"/>
-      <w:ind w:left="288"/>
-    </w:pPr>
-    <w:rPr>
-      <w:rFonts w:eastAsia="Times New Roman" w:cs="Times New Roman"/>
-      <w:color w:val="000000" w:themeColor="text1"/>
-      <w:sz w:val="18"/>
-    </w:rPr>
-  </w:style>
-  <w:style w:type="paragraph" w:customStyle="1" w:styleId="23F778DC07E89A499B6E73C30F3A53E03">
-    <w:name w:val="23F778DC07E89A499B6E73C30F3A53E03"/>
-    <w:rsid w:val="00B652B2"/>
-    <w:pPr>
-      <w:spacing w:before="120" w:after="200" w:line="276" w:lineRule="auto"/>
-      <w:ind w:left="288"/>
-    </w:pPr>
-    <w:rPr>
-      <w:rFonts w:eastAsia="Times New Roman" w:cs="Times New Roman"/>
-      <w:color w:val="000000" w:themeColor="text1"/>
-      <w:sz w:val="18"/>
-    </w:rPr>
-  </w:style>
-  <w:style w:type="paragraph" w:customStyle="1" w:styleId="DD0150EB563BA4428EEC9ED25E2135493">
-    <w:name w:val="DD0150EB563BA4428EEC9ED25E2135493"/>
-    <w:rsid w:val="00B652B2"/>
-    <w:pPr>
-      <w:spacing w:before="120" w:after="200" w:line="276" w:lineRule="auto"/>
-      <w:ind w:left="288"/>
-    </w:pPr>
-    <w:rPr>
-      <w:rFonts w:eastAsia="Times New Roman" w:cs="Times New Roman"/>
-      <w:color w:val="000000" w:themeColor="text1"/>
-      <w:sz w:val="18"/>
-    </w:rPr>
-  </w:style>
-  <w:style w:type="paragraph" w:customStyle="1" w:styleId="14C095B2139ED3409E3B955B0D9A6EEB3">
-    <w:name w:val="14C095B2139ED3409E3B955B0D9A6EEB3"/>
-    <w:rsid w:val="00B652B2"/>
-    <w:pPr>
-      <w:spacing w:before="120" w:after="200" w:line="276" w:lineRule="auto"/>
-      <w:ind w:left="288"/>
-    </w:pPr>
-    <w:rPr>
-      <w:rFonts w:eastAsia="Times New Roman" w:cs="Times New Roman"/>
-      <w:color w:val="000000" w:themeColor="text1"/>
-      <w:sz w:val="18"/>
-    </w:rPr>
-  </w:style>
-  <w:style w:type="paragraph" w:customStyle="1" w:styleId="A7054E445AC64B84B74541438476EA173">
-    <w:name w:val="A7054E445AC64B84B74541438476EA173"/>
-    <w:rsid w:val="00B652B2"/>
-    <w:pPr>
-      <w:spacing w:before="120" w:after="200" w:line="276" w:lineRule="auto"/>
-      <w:ind w:left="288"/>
-    </w:pPr>
-    <w:rPr>
-      <w:rFonts w:eastAsia="Times New Roman" w:cs="Times New Roman"/>
-      <w:color w:val="000000" w:themeColor="text1"/>
-      <w:sz w:val="18"/>
-    </w:rPr>
-  </w:style>
-  <w:style w:type="paragraph" w:customStyle="1" w:styleId="B8B4AB513B2E4851A58248C250B1BEDC1">
-    <w:name w:val="B8B4AB513B2E4851A58248C250B1BEDC1"/>
-    <w:rsid w:val="00B652B2"/>
-    <w:pPr>
-      <w:framePr w:wrap="around" w:vAnchor="page" w:hAnchor="text" w:xAlign="right" w:y="318"/>
-      <w:spacing w:before="120" w:line="312" w:lineRule="auto"/>
-      <w:ind w:left="432" w:hanging="432"/>
-    </w:pPr>
-    <w:rPr>
-      <w:rFonts w:asciiTheme="majorHAnsi" w:eastAsia="Times New Roman" w:hAnsiTheme="majorHAnsi" w:cs="Times New Roman"/>
-      <w:sz w:val="18"/>
-    </w:rPr>
-  </w:style>
-  <w:style w:type="paragraph" w:customStyle="1" w:styleId="81CE549E0A3D453E85CA8DB5A65E988B1">
-    <w:name w:val="81CE549E0A3D453E85CA8DB5A65E988B1"/>
-    <w:rsid w:val="00B652B2"/>
-    <w:pPr>
-      <w:framePr w:wrap="around" w:vAnchor="page" w:hAnchor="text" w:xAlign="right" w:y="318"/>
-      <w:spacing w:before="120" w:line="312" w:lineRule="auto"/>
-      <w:ind w:left="432" w:hanging="432"/>
-    </w:pPr>
-    <w:rPr>
-      <w:rFonts w:asciiTheme="majorHAnsi" w:eastAsia="Times New Roman" w:hAnsiTheme="majorHAnsi" w:cs="Times New Roman"/>
-      <w:sz w:val="18"/>
-    </w:rPr>
-  </w:style>
-  <w:style w:type="paragraph" w:customStyle="1" w:styleId="61E082321F7C4816BAA5B2CCCDBD49801">
-    <w:name w:val="61E082321F7C4816BAA5B2CCCDBD49801"/>
-    <w:rsid w:val="00B652B2"/>
-    <w:pPr>
-      <w:framePr w:wrap="around" w:vAnchor="page" w:hAnchor="text" w:xAlign="right" w:y="318"/>
-      <w:spacing w:before="120" w:line="312" w:lineRule="auto"/>
-      <w:ind w:left="432" w:hanging="432"/>
-    </w:pPr>
-    <w:rPr>
-      <w:rFonts w:asciiTheme="majorHAnsi" w:eastAsia="Times New Roman" w:hAnsiTheme="majorHAnsi" w:cs="Times New Roman"/>
-      <w:sz w:val="18"/>
-    </w:rPr>
-  </w:style>
-</w:styles>
-</file>
-
-<file path=word/glossary/webSettings.xml><?xml version="1.0" encoding="utf-8"?>
-<w:webSettings xmlns:mc="http://schemas.openxmlformats.org/markup-compatibility/2006" xmlns:r="http://schemas.openxmlformats.org/officeDocument/2006/relationships" xmlns:w="http://schemas.openxmlformats.org/wordprocessingml/2006/main" xmlns:w14="http://schemas.microsoft.com/office/word/2010/wordml" xmlns:w15="http://schemas.microsoft.com/office/word/2012/wordml" xmlns:w16cex="http://schemas.microsoft.com/office/word/2018/wordml/cex" xmlns:w16cid="http://schemas.microsoft.com/office/word/2016/wordml/cid" xmlns:w16="http://schemas.microsoft.com/office/word/2018/wordml" xmlns:w16sdtdh="http://schemas.microsoft.com/office/word/2020/wordml/sdtdatahash" xmlns:w16se="http://schemas.microsoft.com/office/word/2015/wordml/symex" mc:Ignorable="w14 w15 w16se w16cid w16 w16cex w16sdtdh">
-  <w:optimizeForBrowser/>
-  <w:allowPNG/>
-</w:webSettings>
-</file>
-
 <file path=word/theme/theme11.xml><?xml version="1.0" encoding="utf-8"?>
 <a:theme xmlns:a="http://schemas.openxmlformats.org/drawingml/2006/main" name="Office Theme">
   <a:themeElements>
@@ -34401,378 +31755,6 @@
 </a:theme>
 </file>
 
-<file path=customXml/item14.xml><?xml version="1.0" encoding="utf-8"?>
-<CoverPageProperties xmlns="http://schemas.microsoft.com/office/2006/coverPageProps">
-  <PublishDate/>
-  <Abstract/>
-  <CompanyAddress/>
-  <CompanyPhone/>
-  <CompanyFax/>
-  <CompanyEmail/>
-</CoverPageProperties>
-</file>
-
-<file path=customXml/item22.xml><?xml version="1.0" encoding="utf-8"?>
-<b:Sources xmlns:b="http://schemas.openxmlformats.org/officeDocument/2006/bibliography" xmlns="http://schemas.openxmlformats.org/officeDocument/2006/bibliography" SelectedStyle="\APASixthEditionOfficeOnline.xsl" StyleName="APA" Version="6"/>
-</file>
-
-<file path=customXml/item35.xml><?xml version="1.0" encoding="utf-8"?>
-<ct:contentTypeSchema xmlns:ct="http://schemas.microsoft.com/office/2006/metadata/contentType" xmlns:ma="http://schemas.microsoft.com/office/2006/metadata/properties/metaAttributes" ct:_="" ma:_="" ma:contentTypeName="Document" ma:contentTypeID="0x01010079F111ED35F8CC479449609E8A0923A6" ma:contentTypeVersion="26" ma:contentTypeDescription="Create a new document." ma:contentTypeScope="" ma:versionID="ac37c1753acd5e330d2062ccec26ea66">
-  <xsd:schema xmlns:xsd="http://www.w3.org/2001/XMLSchema" xmlns:xs="http://www.w3.org/2001/XMLSchema" xmlns:p="http://schemas.microsoft.com/office/2006/metadata/properties" xmlns:ns1="http://schemas.microsoft.com/sharepoint/v3" xmlns:ns2="71af3243-3dd4-4a8d-8c0d-dd76da1f02a5" xmlns:ns3="16c05727-aa75-4e4a-9b5f-8a80a1165891" xmlns:ns4="230e9df3-be65-4c73-a93b-d1236ebd677e" targetNamespace="http://schemas.microsoft.com/office/2006/metadata/properties" ma:root="true" ma:fieldsID="3b340c7101c92c5120abd06486f94548" ns1:_="" ns2:_="" ns3:_="" ns4:_="">
-    <xsd:import namespace="http://schemas.microsoft.com/sharepoint/v3"/>
-    <xsd:import namespace="71af3243-3dd4-4a8d-8c0d-dd76da1f02a5"/>
-    <xsd:import namespace="16c05727-aa75-4e4a-9b5f-8a80a1165891"/>
-    <xsd:import namespace="230e9df3-be65-4c73-a93b-d1236ebd677e"/>
-    <xsd:element name="properties">
-      <xsd:complexType>
-        <xsd:sequence>
-          <xsd:element name="documentManagement">
-            <xsd:complexType>
-              <xsd:all>
-                <xsd:element ref="ns2:Status" minOccurs="0"/>
-                <xsd:element ref="ns2:Image" minOccurs="0"/>
-                <xsd:element ref="ns2:MediaServiceMetadata" minOccurs="0"/>
-                <xsd:element ref="ns2:MediaServiceFastMetadata" minOccurs="0"/>
-                <xsd:element ref="ns2:MediaServiceOCR" minOccurs="0"/>
-                <xsd:element ref="ns2:MediaServiceAutoTags" minOccurs="0"/>
-                <xsd:element ref="ns2:MediaServiceEventHashCode" minOccurs="0"/>
-                <xsd:element ref="ns2:MediaServiceGenerationTime" minOccurs="0"/>
-                <xsd:element ref="ns3:SharedWithUsers" minOccurs="0"/>
-                <xsd:element ref="ns3:SharedWithDetails" minOccurs="0"/>
-                <xsd:element ref="ns2:MediaServiceAutoKeyPoints" minOccurs="0"/>
-                <xsd:element ref="ns2:MediaServiceKeyPoints" minOccurs="0"/>
-                <xsd:element ref="ns2:MediaServiceDateTaken" minOccurs="0"/>
-                <xsd:element ref="ns1:_ip_UnifiedCompliancePolicyProperties" minOccurs="0"/>
-                <xsd:element ref="ns1:_ip_UnifiedCompliancePolicyUIAction" minOccurs="0"/>
-                <xsd:element ref="ns4:TaxCatchAll" minOccurs="0"/>
-                <xsd:element ref="ns2:ImageTagsTaxHTField" minOccurs="0"/>
-                <xsd:element ref="ns2:MediaServiceLocation" minOccurs="0"/>
-                <xsd:element ref="ns2:MediaLengthInSeconds" minOccurs="0"/>
-                <xsd:element ref="ns2:Background" minOccurs="0"/>
-                <xsd:element ref="ns2:MediaServiceSearchProperties" minOccurs="0"/>
-                <xsd:element ref="ns2:MediaServiceDocTags" minOccurs="0"/>
-              </xsd:all>
-            </xsd:complexType>
-          </xsd:element>
-        </xsd:sequence>
-      </xsd:complexType>
-    </xsd:element>
-  </xsd:schema>
-  <xsd:schema xmlns:xsd="http://www.w3.org/2001/XMLSchema" xmlns:xs="http://www.w3.org/2001/XMLSchema" xmlns:dms="http://schemas.microsoft.com/office/2006/documentManagement/types" xmlns:pc="http://schemas.microsoft.com/office/infopath/2007/PartnerControls" targetNamespace="http://schemas.microsoft.com/sharepoint/v3" elementFormDefault="qualified">
-    <xsd:import namespace="http://schemas.microsoft.com/office/2006/documentManagement/types"/>
-    <xsd:import namespace="http://schemas.microsoft.com/office/infopath/2007/PartnerControls"/>
-    <xsd:element name="_ip_UnifiedCompliancePolicyProperties" ma:index="20" nillable="true" ma:displayName="Unified Compliance Policy Properties" ma:hidden="true" ma:internalName="_ip_UnifiedCompliancePolicyProperties" ma:readOnly="false">
-      <xsd:simpleType>
-        <xsd:restriction base="dms:Note"/>
-      </xsd:simpleType>
-    </xsd:element>
-    <xsd:element name="_ip_UnifiedCompliancePolicyUIAction" ma:index="21" nillable="true" ma:displayName="Unified Compliance Policy UI Action" ma:hidden="true" ma:internalName="_ip_UnifiedCompliancePolicyUIAction" ma:readOnly="false">
-      <xsd:simpleType>
-        <xsd:restriction base="dms:Text"/>
-      </xsd:simpleType>
-    </xsd:element>
-  </xsd:schema>
-  <xsd:schema xmlns:xsd="http://www.w3.org/2001/XMLSchema" xmlns:xs="http://www.w3.org/2001/XMLSchema" xmlns:dms="http://schemas.microsoft.com/office/2006/documentManagement/types" xmlns:pc="http://schemas.microsoft.com/office/infopath/2007/PartnerControls" targetNamespace="71af3243-3dd4-4a8d-8c0d-dd76da1f02a5" elementFormDefault="qualified">
-    <xsd:import namespace="http://schemas.microsoft.com/office/2006/documentManagement/types"/>
-    <xsd:import namespace="http://schemas.microsoft.com/office/infopath/2007/PartnerControls"/>
-    <xsd:element name="Status" ma:index="2" nillable="true" ma:displayName="Status" ma:default="Not started" ma:format="Dropdown" ma:internalName="Status" ma:readOnly="false">
-      <xsd:simpleType>
-        <xsd:restriction base="dms:Choice">
-          <xsd:enumeration value="Not started"/>
-          <xsd:enumeration value="In Progress"/>
-          <xsd:enumeration value="Completed"/>
-        </xsd:restriction>
-      </xsd:simpleType>
-    </xsd:element>
-    <xsd:element name="Image" ma:index="3" nillable="true" ma:displayName="Image" ma:format="Image" ma:internalName="Image" ma:readOnly="false">
-      <xsd:complexType>
-        <xsd:complexContent>
-          <xsd:extension base="dms:URL">
-            <xsd:sequence>
-              <xsd:element name="Url" type="dms:ValidUrl" minOccurs="0" nillable="true"/>
-              <xsd:element name="Description" type="xsd:string" nillable="true"/>
-            </xsd:sequence>
-          </xsd:extension>
-        </xsd:complexContent>
-      </xsd:complexType>
-    </xsd:element>
-    <xsd:element name="MediaServiceMetadata" ma:index="8" nillable="true" ma:displayName="MediaServiceMetadata" ma:hidden="true" ma:internalName="MediaServiceMetadata" ma:readOnly="true">
-      <xsd:simpleType>
-        <xsd:restriction base="dms:Note"/>
-      </xsd:simpleType>
-    </xsd:element>
-    <xsd:element name="MediaServiceFastMetadata" ma:index="9" nillable="true" ma:displayName="MediaServiceFastMetadata" ma:hidden="true" ma:internalName="MediaServiceFastMetadata" ma:readOnly="true">
-      <xsd:simpleType>
-        <xsd:restriction base="dms:Note"/>
-      </xsd:simpleType>
-    </xsd:element>
-    <xsd:element name="MediaServiceOCR" ma:index="10" nillable="true" ma:displayName="MediaServiceOCR" ma:hidden="true" ma:internalName="MediaServiceOCR" ma:readOnly="true">
-      <xsd:simpleType>
-        <xsd:restriction base="dms:Note"/>
-      </xsd:simpleType>
-    </xsd:element>
-    <xsd:element name="MediaServiceAutoTags" ma:index="11" nillable="true" ma:displayName="MediaServiceAutoTags" ma:hidden="true" ma:internalName="MediaServiceAutoTags" ma:readOnly="true">
-      <xsd:simpleType>
-        <xsd:restriction base="dms:Text"/>
-      </xsd:simpleType>
-    </xsd:element>
-    <xsd:element name="MediaServiceEventHashCode" ma:index="12" nillable="true" ma:displayName="MediaServiceEventHashCode" ma:hidden="true" ma:internalName="MediaServiceEventHashCode" ma:readOnly="true">
-      <xsd:simpleType>
-        <xsd:restriction base="dms:Text"/>
-      </xsd:simpleType>
-    </xsd:element>
-    <xsd:element name="MediaServiceGenerationTime" ma:index="13" nillable="true" ma:displayName="MediaServiceGenerationTime" ma:hidden="true" ma:internalName="MediaServiceGenerationTime" ma:readOnly="true">
-      <xsd:simpleType>
-        <xsd:restriction base="dms:Text"/>
-      </xsd:simpleType>
-    </xsd:element>
-    <xsd:element name="MediaServiceAutoKeyPoints" ma:index="16" nillable="true" ma:displayName="MediaServiceAutoKeyPoints" ma:hidden="true" ma:internalName="MediaServiceAutoKeyPoints" ma:readOnly="true">
-      <xsd:simpleType>
-        <xsd:restriction base="dms:Note"/>
-      </xsd:simpleType>
-    </xsd:element>
-    <xsd:element name="MediaServiceKeyPoints" ma:index="17" nillable="true" ma:displayName="KeyPoints" ma:hidden="true" ma:internalName="MediaServiceKeyPoints" ma:readOnly="false">
-      <xsd:simpleType>
-        <xsd:restriction base="dms:Note"/>
-      </xsd:simpleType>
-    </xsd:element>
-    <xsd:element name="MediaServiceDateTaken" ma:index="18" nillable="true" ma:displayName="MediaServiceDateTaken" ma:hidden="true" ma:internalName="MediaServiceDateTaken" ma:readOnly="true">
-      <xsd:simpleType>
-        <xsd:restriction base="dms:Text"/>
-      </xsd:simpleType>
-    </xsd:element>
-    <xsd:element name="ImageTagsTaxHTField" ma:index="25" nillable="true" ma:taxonomy="true" ma:internalName="ImageTagsTaxHTField" ma:taxonomyFieldName="MediaServiceImageTags" ma:displayName="Image Tags" ma:readOnly="false" ma:fieldId="{5cf76f15-5ced-4ddc-b409-7134ff3c332f}" ma:taxonomyMulti="true" ma:sspId="e385fb40-52d4-4fae-9c5b-3e8ff8a5878e" ma:termSetId="09814cd3-568e-fe90-9814-8d621ff8fb84" ma:anchorId="fba54fb3-c3e1-fe81-a776-ca4b69148c4d" ma:open="true" ma:isKeyword="false">
-      <xsd:complexType>
-        <xsd:sequence>
-          <xsd:element ref="pc:Terms" minOccurs="0" maxOccurs="1"/>
-        </xsd:sequence>
-      </xsd:complexType>
-    </xsd:element>
-    <xsd:element name="MediaServiceLocation" ma:index="26" nillable="true" ma:displayName="Location" ma:hidden="true" ma:internalName="MediaServiceLocation" ma:readOnly="true">
-      <xsd:simpleType>
-        <xsd:restriction base="dms:Text"/>
-      </xsd:simpleType>
-    </xsd:element>
-    <xsd:element name="MediaLengthInSeconds" ma:index="27" nillable="true" ma:displayName="MediaLengthInSeconds" ma:hidden="true" ma:internalName="MediaLengthInSeconds" ma:readOnly="true">
-      <xsd:simpleType>
-        <xsd:restriction base="dms:Unknown"/>
-      </xsd:simpleType>
-    </xsd:element>
-    <xsd:element name="Background" ma:index="28" nillable="true" ma:displayName="Background" ma:default="0" ma:format="Dropdown" ma:internalName="Background">
-      <xsd:simpleType>
-        <xsd:restriction base="dms:Boolean"/>
-      </xsd:simpleType>
-    </xsd:element>
-    <xsd:element name="MediaServiceSearchProperties" ma:index="29" nillable="true" ma:displayName="MediaServiceSearchProperties" ma:hidden="true" ma:internalName="MediaServiceSearchProperties" ma:readOnly="true">
-      <xsd:simpleType>
-        <xsd:restriction base="dms:Note"/>
-      </xsd:simpleType>
-    </xsd:element>
-    <xsd:element name="MediaServiceDocTags" ma:index="30" nillable="true" ma:displayName="MediaServiceDocTags" ma:hidden="true" ma:internalName="MediaServiceDocTags" ma:readOnly="true">
-      <xsd:simpleType>
-        <xsd:restriction base="dms:Note"/>
-      </xsd:simpleType>
-    </xsd:element>
-  </xsd:schema>
-  <xsd:schema xmlns:xsd="http://www.w3.org/2001/XMLSchema" xmlns:xs="http://www.w3.org/2001/XMLSchema" xmlns:dms="http://schemas.microsoft.com/office/2006/documentManagement/types" xmlns:pc="http://schemas.microsoft.com/office/infopath/2007/PartnerControls" targetNamespace="16c05727-aa75-4e4a-9b5f-8a80a1165891" elementFormDefault="qualified">
-    <xsd:import namespace="http://schemas.microsoft.com/office/2006/documentManagement/types"/>
-    <xsd:import namespace="http://schemas.microsoft.com/office/infopath/2007/PartnerControls"/>
-    <xsd:element name="SharedWithUsers" ma:index="14" nillable="true" ma:displayName="Shared With" ma:hidden="true" ma:internalName="SharedWithUsers" ma:readOnly="true">
-      <xsd:complexType>
-        <xsd:complexContent>
-          <xsd:extension base="dms:UserMulti">
-            <xsd:sequence>
-              <xsd:element name="UserInfo" minOccurs="0" maxOccurs="unbounded">
-                <xsd:complexType>
-                  <xsd:sequence>
-                    <xsd:element name="DisplayName" type="xsd:string" minOccurs="0"/>
-                    <xsd:element name="AccountId" type="dms:UserId" minOccurs="0" nillable="true"/>
-                    <xsd:element name="AccountType" type="xsd:string" minOccurs="0"/>
-                  </xsd:sequence>
-                </xsd:complexType>
-              </xsd:element>
-            </xsd:sequence>
-          </xsd:extension>
-        </xsd:complexContent>
-      </xsd:complexType>
-    </xsd:element>
-    <xsd:element name="SharedWithDetails" ma:index="15" nillable="true" ma:displayName="Shared With Details" ma:hidden="true" ma:internalName="SharedWithDetails" ma:readOnly="true">
-      <xsd:simpleType>
-        <xsd:restriction base="dms:Note"/>
-      </xsd:simpleType>
-    </xsd:element>
-  </xsd:schema>
-  <xsd:schema xmlns:xsd="http://www.w3.org/2001/XMLSchema" xmlns:xs="http://www.w3.org/2001/XMLSchema" xmlns:dms="http://schemas.microsoft.com/office/2006/documentManagement/types" xmlns:pc="http://schemas.microsoft.com/office/infopath/2007/PartnerControls" targetNamespace="230e9df3-be65-4c73-a93b-d1236ebd677e" elementFormDefault="qualified">
-    <xsd:import namespace="http://schemas.microsoft.com/office/2006/documentManagement/types"/>
-    <xsd:import namespace="http://schemas.microsoft.com/office/infopath/2007/PartnerControls"/>
-    <xsd:element name="TaxCatchAll" ma:index="23" nillable="true" ma:displayName="Taxonomy Catch All Column" ma:hidden="true" ma:list="{3f6bfcbc-3db3-4ae6-bd76-326f0798ad28}" ma:internalName="TaxCatchAll" ma:readOnly="false" ma:showField="CatchAllData" ma:web="16c05727-aa75-4e4a-9b5f-8a80a1165891">
-      <xsd:complexType>
-        <xsd:complexContent>
-          <xsd:extension base="dms:MultiChoiceLookup">
-            <xsd:sequence>
-              <xsd:element name="Value" type="dms:Lookup" maxOccurs="unbounded" minOccurs="0" nillable="true"/>
-            </xsd:sequence>
-          </xsd:extension>
-        </xsd:complexContent>
-      </xsd:complexType>
-    </xsd:element>
-  </xsd:schema>
-  <xsd:schema xmlns="http://schemas.openxmlformats.org/package/2006/metadata/core-properties" xmlns:xsd="http://www.w3.org/2001/XMLSchema" xmlns:xsi="http://www.w3.org/2001/XMLSchema-instance" xmlns:dc="http://purl.org/dc/elements/1.1/" xmlns:dcterms="http://purl.org/dc/terms/" xmlns:odoc="http://schemas.microsoft.com/internal/obd" targetNamespace="http://schemas.openxmlformats.org/package/2006/metadata/core-properties" elementFormDefault="qualified" attributeFormDefault="unqualified" blockDefault="#all">
-    <xsd:import namespace="http://purl.org/dc/elements/1.1/" schemaLocation="http://dublincore.org/schemas/xmls/qdc/2003/04/02/dc.xsd"/>
-    <xsd:import namespace="http://purl.org/dc/terms/" schemaLocation="http://dublincore.org/schemas/xmls/qdc/2003/04/02/dcterms.xsd"/>
-    <xsd:element name="coreProperties" type="CT_coreProperties"/>
-    <xsd:complexType name="CT_coreProperties">
-      <xsd:all>
-        <xsd:element ref="dc:creator" minOccurs="0" maxOccurs="1"/>
-        <xsd:element ref="dcterms:created" minOccurs="0" maxOccurs="1"/>
-        <xsd:element ref="dc:identifier" minOccurs="0" maxOccurs="1"/>
-        <xsd:element name="contentType" minOccurs="0" maxOccurs="1" type="xsd:string" ma:displayName="Content Type"/>
-        <xsd:element ref="dc:title" minOccurs="0" maxOccurs="1" ma:index="1" ma:displayName="Title"/>
-        <xsd:element ref="dc:subject" minOccurs="0" maxOccurs="1"/>
-        <xsd:element ref="dc:description" minOccurs="0" maxOccurs="1"/>
-        <xsd:element name="keywords" minOccurs="0" maxOccurs="1" type="xsd:string"/>
-        <xsd:element ref="dc:language" minOccurs="0" maxOccurs="1"/>
-        <xsd:element name="category" minOccurs="0" maxOccurs="1" type="xsd:string"/>
-        <xsd:element name="version" minOccurs="0" maxOccurs="1" type="xsd:string"/>
-        <xsd:element name="revision" minOccurs="0" maxOccurs="1" type="xsd:string">
-          <xsd:annotation>
-            <xsd:documentation>
-                        This value indicates the number of saves or revisions. The application is responsible for updating this value after each revision.
-                    </xsd:documentation>
-          </xsd:annotation>
-        </xsd:element>
-        <xsd:element name="lastModifiedBy" minOccurs="0" maxOccurs="1" type="xsd:string"/>
-        <xsd:element ref="dcterms:modified" minOccurs="0" maxOccurs="1"/>
-        <xsd:element name="contentStatus" minOccurs="0" maxOccurs="1" type="xsd:string"/>
-      </xsd:all>
-    </xsd:complexType>
-  </xsd:schema>
-  <xs:schema xmlns:pc="http://schemas.microsoft.com/office/infopath/2007/PartnerControls" xmlns:xs="http://www.w3.org/2001/XMLSchema" targetNamespace="http://schemas.microsoft.com/office/infopath/2007/PartnerControls" elementFormDefault="qualified" attributeFormDefault="unqualified">
-    <xs:element name="Person">
-      <xs:complexType>
-        <xs:sequence>
-          <xs:element ref="pc:DisplayName" minOccurs="0"/>
-          <xs:element ref="pc:AccountId" minOccurs="0"/>
-          <xs:element ref="pc:AccountType" minOccurs="0"/>
-        </xs:sequence>
-      </xs:complexType>
-    </xs:element>
-    <xs:element name="DisplayName" type="xs:string"/>
-    <xs:element name="AccountId" type="xs:string"/>
-    <xs:element name="AccountType" type="xs:string"/>
-    <xs:element name="BDCAssociatedEntity">
-      <xs:complexType>
-        <xs:sequence>
-          <xs:element ref="pc:BDCEntity" minOccurs="0" maxOccurs="unbounded"/>
-        </xs:sequence>
-        <xs:attribute ref="pc:EntityNamespace"/>
-        <xs:attribute ref="pc:EntityName"/>
-        <xs:attribute ref="pc:SystemInstanceName"/>
-        <xs:attribute ref="pc:AssociationName"/>
-      </xs:complexType>
-    </xs:element>
-    <xs:attribute name="EntityNamespace" type="xs:string"/>
-    <xs:attribute name="EntityName" type="xs:string"/>
-    <xs:attribute name="SystemInstanceName" type="xs:string"/>
-    <xs:attribute name="AssociationName" type="xs:string"/>
-    <xs:element name="BDCEntity">
-      <xs:complexType>
-        <xs:sequence>
-          <xs:element ref="pc:EntityDisplayName" minOccurs="0"/>
-          <xs:element ref="pc:EntityInstanceReference" minOccurs="0"/>
-          <xs:element ref="pc:EntityId1" minOccurs="0"/>
-          <xs:element ref="pc:EntityId2" minOccurs="0"/>
-          <xs:element ref="pc:EntityId3" minOccurs="0"/>
-          <xs:element ref="pc:EntityId4" minOccurs="0"/>
-          <xs:element ref="pc:EntityId5" minOccurs="0"/>
-        </xs:sequence>
-      </xs:complexType>
-    </xs:element>
-    <xs:element name="EntityDisplayName" type="xs:string"/>
-    <xs:element name="EntityInstanceReference" type="xs:string"/>
-    <xs:element name="EntityId1" type="xs:string"/>
-    <xs:element name="EntityId2" type="xs:string"/>
-    <xs:element name="EntityId3" type="xs:string"/>
-    <xs:element name="EntityId4" type="xs:string"/>
-    <xs:element name="EntityId5" type="xs:string"/>
-    <xs:element name="Terms">
-      <xs:complexType>
-        <xs:sequence>
-          <xs:element ref="pc:TermInfo" minOccurs="0" maxOccurs="unbounded"/>
-        </xs:sequence>
-      </xs:complexType>
-    </xs:element>
-    <xs:element name="TermInfo">
-      <xs:complexType>
-        <xs:sequence>
-          <xs:element ref="pc:TermName" minOccurs="0"/>
-          <xs:element ref="pc:TermId" minOccurs="0"/>
-        </xs:sequence>
-      </xs:complexType>
-    </xs:element>
-    <xs:element name="TermName" type="xs:string"/>
-    <xs:element name="TermId" type="xs:string"/>
-  </xs:schema>
-</ct:contentTypeSchema>
-</file>
-
-<file path=customXml/item43.xml><?xml version="1.0" encoding="utf-8"?>
-<?mso-contentType ?>
-<FormTemplates xmlns="http://schemas.microsoft.com/sharepoint/v3/contenttype/forms">
-  <Display>DocumentLibraryForm</Display>
-  <Edit>DocumentLibraryForm</Edit>
-  <New>DocumentLibraryForm</New>
-</FormTemplates>
-</file>
-
-<file path=customXml/item5.xml><?xml version="1.0" encoding="utf-8"?>
-<p:properties xmlns:p="http://schemas.microsoft.com/office/2006/metadata/properties" xmlns:xsi="http://www.w3.org/2001/XMLSchema-instance" xmlns:pc="http://schemas.microsoft.com/office/infopath/2007/PartnerControls">
-  <documentManagement>
-    <_ip_UnifiedCompliancePolicyUIAction xmlns="http://schemas.microsoft.com/sharepoint/v3" xsi:nil="true"/>
-    <Image xmlns="71af3243-3dd4-4a8d-8c0d-dd76da1f02a5">
-      <Url xsi:nil="true"/>
-      <Description xsi:nil="true"/>
-    </Image>
-    <Status xmlns="71af3243-3dd4-4a8d-8c0d-dd76da1f02a5">Not started</Status>
-    <Background xmlns="71af3243-3dd4-4a8d-8c0d-dd76da1f02a5">false</Background>
-    <_ip_UnifiedCompliancePolicyProperties xmlns="http://schemas.microsoft.com/sharepoint/v3" xsi:nil="true"/>
-    <ImageTagsTaxHTField xmlns="71af3243-3dd4-4a8d-8c0d-dd76da1f02a5">
-      <Terms xmlns="http://schemas.microsoft.com/office/infopath/2007/PartnerControls"/>
-    </ImageTagsTaxHTField>
-    <TaxCatchAll xmlns="230e9df3-be65-4c73-a93b-d1236ebd677e" xsi:nil="true"/>
-    <MediaServiceKeyPoints xmlns="71af3243-3dd4-4a8d-8c0d-dd76da1f02a5" xsi:nil="true"/>
-  </documentManagement>
-</p:properties>
-</file>
-
-<file path=customXml/itemProps14.xml><?xml version="1.0" encoding="utf-8"?>
-<ds:datastoreItem xmlns:ds="http://schemas.openxmlformats.org/officeDocument/2006/customXml" ds:itemID="{55AF091B-3C7A-41E3-B477-F2FDAA23CFDA}">
-  <ds:schemaRefs>
-    <ds:schemaRef ds:uri="http://schemas.microsoft.com/office/2006/coverPageProps"/>
-  </ds:schemaRefs>
-</ds:datastoreItem>
-</file>
-
-<file path=customXml/itemProps22.xml><?xml version="1.0" encoding="utf-8"?>
-<ds:datastoreItem xmlns:ds="http://schemas.openxmlformats.org/officeDocument/2006/customXml" ds:itemID="{80F5A8AF-A5AB-451A-B989-BF38E389E5C3}">
-  <ds:schemaRefs>
-    <ds:schemaRef ds:uri="http://schemas.openxmlformats.org/officeDocument/2006/bibliography"/>
-  </ds:schemaRefs>
-</ds:datastoreItem>
-</file>
-
-<file path=customXml/itemProps35.xml><?xml version="1.0" encoding="utf-8"?>
-<ds:datastoreItem xmlns:ds="http://schemas.openxmlformats.org/officeDocument/2006/customXml" ds:itemID="{E4EEDABA-0ACF-4D69-8F9D-2391EF3252E4}"/>
-</file>
-
-<file path=customXml/itemProps43.xml><?xml version="1.0" encoding="utf-8"?>
-<ds:datastoreItem xmlns:ds="http://schemas.openxmlformats.org/officeDocument/2006/customXml" ds:itemID="{22CEAC9E-D182-4460-BB10-D032AF7B9C46}"/>
-</file>
-
-<file path=customXml/itemProps51.xml><?xml version="1.0" encoding="utf-8"?>
-<ds:datastoreItem xmlns:ds="http://schemas.openxmlformats.org/officeDocument/2006/customXml" ds:itemID="{9D8D4DFC-3158-4061-805D-ED4A4A068F7E}"/>
-</file>
-
 <file path=docMetadata/LabelInfo.xml><?xml version="1.0" encoding="utf-8"?>
 <clbl:labelList xmlns:clbl="http://schemas.microsoft.com/office/2020/mipLabelMetadata"/>
 </file>